--- a/klagomål/A 17666-2026 FSC-klagomål.docx
+++ b/klagomål/A 17666-2026 FSC-klagomål.docx
@@ -706,7 +706,7 @@
     <w:r>
       <w:tab/>
       <w:tab/>
-      <w:t>2026-04-14</w:t>
+      <w:t>2026-04-15</w:t>
       <w:br/>
       <w:br/>
     </w:r>

--- a/klagomål/A 17666-2026 FSC-klagomål.docx
+++ b/klagomål/A 17666-2026 FSC-klagomål.docx
@@ -706,7 +706,7 @@
     <w:r>
       <w:tab/>
       <w:tab/>
-      <w:t>2026-04-15</w:t>
+      <w:t>2026-04-16</w:t>
       <w:br/>
       <w:br/>
     </w:r>

--- a/klagomål/A 17666-2026 FSC-klagomål.docx
+++ b/klagomål/A 17666-2026 FSC-klagomål.docx
@@ -706,7 +706,7 @@
     <w:r>
       <w:tab/>
       <w:tab/>
-      <w:t>2026-04-16</w:t>
+      <w:t>2026-04-17</w:t>
       <w:br/>
       <w:br/>
     </w:r>

--- a/klagomål/A 17666-2026 FSC-klagomål.docx
+++ b/klagomål/A 17666-2026 FSC-klagomål.docx
@@ -706,7 +706,7 @@
     <w:r>
       <w:tab/>
       <w:tab/>
-      <w:t>2026-04-17</w:t>
+      <w:t>2026-04-18</w:t>
       <w:br/>
       <w:br/>
     </w:r>

--- a/klagomål/A 17666-2026 FSC-klagomål.docx
+++ b/klagomål/A 17666-2026 FSC-klagomål.docx
@@ -706,7 +706,7 @@
     <w:r>
       <w:tab/>
       <w:tab/>
-      <w:t>2026-04-18</w:t>
+      <w:t>2026-04-19</w:t>
       <w:br/>
       <w:br/>
     </w:r>

--- a/klagomål/A 17666-2026 FSC-klagomål.docx
+++ b/klagomål/A 17666-2026 FSC-klagomål.docx
@@ -706,7 +706,7 @@
     <w:r>
       <w:tab/>
       <w:tab/>
-      <w:t>2026-04-19</w:t>
+      <w:t>2026-04-20</w:t>
       <w:br/>
       <w:br/>
     </w:r>

--- a/klagomål/A 17666-2026 FSC-klagomål.docx
+++ b/klagomål/A 17666-2026 FSC-klagomål.docx
@@ -706,7 +706,7 @@
     <w:r>
       <w:tab/>
       <w:tab/>
-      <w:t>2026-04-20</w:t>
+      <w:t>2026-04-21</w:t>
       <w:br/>
       <w:br/>
     </w:r>

--- a/klagomål/A 17666-2026 FSC-klagomål.docx
+++ b/klagomål/A 17666-2026 FSC-klagomål.docx
@@ -706,7 +706,7 @@
     <w:r>
       <w:tab/>
       <w:tab/>
-      <w:t>2026-04-21</w:t>
+      <w:t>2026-04-22</w:t>
       <w:br/>
       <w:br/>
     </w:r>

--- a/klagomål/A 17666-2026 FSC-klagomål.docx
+++ b/klagomål/A 17666-2026 FSC-klagomål.docx
@@ -706,7 +706,7 @@
     <w:r>
       <w:tab/>
       <w:tab/>
-      <w:t>2026-04-22</w:t>
+      <w:t>2026-04-23</w:t>
       <w:br/>
       <w:br/>
     </w:r>

--- a/klagomål/A 17666-2026 FSC-klagomål.docx
+++ b/klagomål/A 17666-2026 FSC-klagomål.docx
@@ -706,7 +706,7 @@
     <w:r>
       <w:tab/>
       <w:tab/>
-      <w:t>2026-04-23</w:t>
+      <w:t>2026-04-24</w:t>
       <w:br/>
       <w:br/>
     </w:r>

--- a/klagomål/A 17666-2026 FSC-klagomål.docx
+++ b/klagomål/A 17666-2026 FSC-klagomål.docx
@@ -706,7 +706,7 @@
     <w:r>
       <w:tab/>
       <w:tab/>
-      <w:t>2026-04-24</w:t>
+      <w:t>2026-04-25</w:t>
       <w:br/>
       <w:br/>
     </w:r>

--- a/klagomål/A 17666-2026 FSC-klagomål.docx
+++ b/klagomål/A 17666-2026 FSC-klagomål.docx
@@ -706,7 +706,7 @@
     <w:r>
       <w:tab/>
       <w:tab/>
-      <w:t>2026-04-25</w:t>
+      <w:t>2026-04-26</w:t>
       <w:br/>
       <w:br/>
     </w:r>

--- a/klagomål/A 17666-2026 FSC-klagomål.docx
+++ b/klagomål/A 17666-2026 FSC-klagomål.docx
@@ -706,7 +706,7 @@
     <w:r>
       <w:tab/>
       <w:tab/>
-      <w:t>2026-04-26</w:t>
+      <w:t>2026-04-27</w:t>
       <w:br/>
       <w:br/>
     </w:r>

--- a/klagomål/A 17666-2026 FSC-klagomål.docx
+++ b/klagomål/A 17666-2026 FSC-klagomål.docx
@@ -706,7 +706,7 @@
     <w:r>
       <w:tab/>
       <w:tab/>
-      <w:t>2026-04-27</w:t>
+      <w:t>2026-04-28</w:t>
       <w:br/>
       <w:br/>
     </w:r>

--- a/klagomål/A 17666-2026 FSC-klagomål.docx
+++ b/klagomål/A 17666-2026 FSC-klagomål.docx
@@ -706,7 +706,7 @@
     <w:r>
       <w:tab/>
       <w:tab/>
-      <w:t>2026-04-28</w:t>
+      <w:t>2026-04-29</w:t>
       <w:br/>
       <w:br/>
     </w:r>

--- a/klagomål/A 17666-2026 FSC-klagomål.docx
+++ b/klagomål/A 17666-2026 FSC-klagomål.docx
@@ -706,7 +706,7 @@
     <w:r>
       <w:tab/>
       <w:tab/>
-      <w:t>2026-04-29</w:t>
+      <w:t>2026-04-30</w:t>
       <w:br/>
       <w:br/>
     </w:r>

--- a/klagomål/A 17666-2026 FSC-klagomål.docx
+++ b/klagomål/A 17666-2026 FSC-klagomål.docx
@@ -706,7 +706,7 @@
     <w:r>
       <w:tab/>
       <w:tab/>
-      <w:t>2026-04-30</w:t>
+      <w:t>2026-05-01</w:t>
       <w:br/>
       <w:br/>
     </w:r>

--- a/klagomål/A 17666-2026 FSC-klagomål.docx
+++ b/klagomål/A 17666-2026 FSC-klagomål.docx
@@ -706,7 +706,7 @@
     <w:r>
       <w:tab/>
       <w:tab/>
-      <w:t>2026-05-01</w:t>
+      <w:t>2026-05-02</w:t>
       <w:br/>
       <w:br/>
     </w:r>

--- a/klagomål/A 17666-2026 FSC-klagomål.docx
+++ b/klagomål/A 17666-2026 FSC-klagomål.docx
@@ -706,7 +706,7 @@
     <w:r>
       <w:tab/>
       <w:tab/>
-      <w:t>2026-05-02</w:t>
+      <w:t>2026-05-03</w:t>
       <w:br/>
       <w:br/>
     </w:r>

--- a/klagomål/A 17666-2026 FSC-klagomål.docx
+++ b/klagomål/A 17666-2026 FSC-klagomål.docx
@@ -706,7 +706,7 @@
     <w:r>
       <w:tab/>
       <w:tab/>
-      <w:t>2026-05-16</w:t>
+      <w:t>2026-05-17</w:t>
       <w:br/>
       <w:br/>
     </w:r>

--- a/klagomål/A 17666-2026 FSC-klagomål.docx
+++ b/klagomål/A 17666-2026 FSC-klagomål.docx
@@ -706,7 +706,7 @@
     <w:r>
       <w:tab/>
       <w:tab/>
-      <w:t>2026-05-17</w:t>
+      <w:t>2026-05-18</w:t>
       <w:br/>
       <w:br/>
     </w:r>

--- a/klagomål/A 17666-2026 FSC-klagomål.docx
+++ b/klagomål/A 17666-2026 FSC-klagomål.docx
@@ -706,7 +706,7 @@
     <w:r>
       <w:tab/>
       <w:tab/>
-      <w:t>2026-05-18</w:t>
+      <w:t>2026-05-19</w:t>
       <w:br/>
       <w:br/>
     </w:r>

--- a/klagomål/A 17666-2026 FSC-klagomål.docx
+++ b/klagomål/A 17666-2026 FSC-klagomål.docx
@@ -706,7 +706,7 @@
     <w:r>
       <w:tab/>
       <w:tab/>
-      <w:t>2026-05-19</w:t>
+      <w:t>2026-05-20</w:t>
       <w:br/>
       <w:br/>
     </w:r>

--- a/klagomål/A 17666-2026 FSC-klagomål.docx
+++ b/klagomål/A 17666-2026 FSC-klagomål.docx
@@ -706,7 +706,7 @@
     <w:r>
       <w:tab/>
       <w:tab/>
-      <w:t>2026-05-20</w:t>
+      <w:t>2026-05-21</w:t>
       <w:br/>
       <w:br/>
     </w:r>

--- a/klagomål/A 17666-2026 FSC-klagomål.docx
+++ b/klagomål/A 17666-2026 FSC-klagomål.docx
@@ -706,7 +706,7 @@
     <w:r>
       <w:tab/>
       <w:tab/>
-      <w:t>2026-05-21</w:t>
+      <w:t>2026-05-22</w:t>
       <w:br/>
       <w:br/>
     </w:r>

--- a/klagomål/A 17666-2026 FSC-klagomål.docx
+++ b/klagomål/A 17666-2026 FSC-klagomål.docx
@@ -706,7 +706,7 @@
     <w:r>
       <w:tab/>
       <w:tab/>
-      <w:t>2026-05-22</w:t>
+      <w:t>2026-05-23</w:t>
       <w:br/>
       <w:br/>
     </w:r>

--- a/klagomål/A 17666-2026 FSC-klagomål.docx
+++ b/klagomål/A 17666-2026 FSC-klagomål.docx
@@ -706,7 +706,7 @@
     <w:r>
       <w:tab/>
       <w:tab/>
-      <w:t>2026-05-23</w:t>
+      <w:t>2026-05-24</w:t>
       <w:br/>
       <w:br/>
     </w:r>

--- a/klagomål/A 17666-2026 FSC-klagomål.docx
+++ b/klagomål/A 17666-2026 FSC-klagomål.docx
@@ -706,7 +706,7 @@
     <w:r>
       <w:tab/>
       <w:tab/>
-      <w:t>2026-05-24</w:t>
+      <w:t>2026-05-25</w:t>
       <w:br/>
       <w:br/>
     </w:r>

--- a/klagomål/A 17666-2026 FSC-klagomål.docx
+++ b/klagomål/A 17666-2026 FSC-klagomål.docx
@@ -706,7 +706,7 @@
     <w:r>
       <w:tab/>
       <w:tab/>
-      <w:t>2026-05-25</w:t>
+      <w:t>2026-05-26</w:t>
       <w:br/>
       <w:br/>
     </w:r>

--- a/klagomål/A 17666-2026 FSC-klagomål.docx
+++ b/klagomål/A 17666-2026 FSC-klagomål.docx
@@ -706,7 +706,7 @@
     <w:r>
       <w:tab/>
       <w:tab/>
-      <w:t>2026-05-26</w:t>
+      <w:t>2026-05-27</w:t>
       <w:br/>
       <w:br/>
     </w:r>

--- a/klagomål/A 17666-2026 FSC-klagomål.docx
+++ b/klagomål/A 17666-2026 FSC-klagomål.docx
@@ -706,7 +706,7 @@
     <w:r>
       <w:tab/>
       <w:tab/>
-      <w:t>2026-05-27</w:t>
+      <w:t>2026-05-28</w:t>
       <w:br/>
       <w:br/>
     </w:r>

--- a/klagomål/A 17666-2026 FSC-klagomål.docx
+++ b/klagomål/A 17666-2026 FSC-klagomål.docx
@@ -706,7 +706,7 @@
     <w:r>
       <w:tab/>
       <w:tab/>
-      <w:t>2026-05-28</w:t>
+      <w:t>2026-05-29</w:t>
       <w:br/>
       <w:br/>
     </w:r>

--- a/klagomål/A 17666-2026 FSC-klagomål.docx
+++ b/klagomål/A 17666-2026 FSC-klagomål.docx
@@ -706,7 +706,7 @@
     <w:r>
       <w:tab/>
       <w:tab/>
-      <w:t>2026-05-29</w:t>
+      <w:t>2026-05-30</w:t>
       <w:br/>
       <w:br/>
     </w:r>

--- a/klagomål/A 17666-2026 FSC-klagomål.docx
+++ b/klagomål/A 17666-2026 FSC-klagomål.docx
@@ -706,7 +706,7 @@
     <w:r>
       <w:tab/>
       <w:tab/>
-      <w:t>2026-05-30</w:t>
+      <w:t>2026-05-31</w:t>
       <w:br/>
       <w:br/>
     </w:r>

--- a/klagomål/A 17666-2026 FSC-klagomål.docx
+++ b/klagomål/A 17666-2026 FSC-klagomål.docx
@@ -706,7 +706,7 @@
     <w:r>
       <w:tab/>
       <w:tab/>
-      <w:t>2026-05-31</w:t>
+      <w:t>2026-06-01</w:t>
       <w:br/>
       <w:br/>
     </w:r>

--- a/klagomål/A 17666-2026 FSC-klagomål.docx
+++ b/klagomål/A 17666-2026 FSC-klagomål.docx
@@ -706,7 +706,7 @@
     <w:r>
       <w:tab/>
       <w:tab/>
-      <w:t>2026-06-01</w:t>
+      <w:t>2026-06-02</w:t>
       <w:br/>
       <w:br/>
     </w:r>

--- a/klagomål/A 17666-2026 FSC-klagomål.docx
+++ b/klagomål/A 17666-2026 FSC-klagomål.docx
@@ -706,7 +706,7 @@
     <w:r>
       <w:tab/>
       <w:tab/>
-      <w:t>2026-06-02</w:t>
+      <w:t>2026-06-03</w:t>
       <w:br/>
       <w:br/>
     </w:r>

--- a/klagomål/A 17666-2026 FSC-klagomål.docx
+++ b/klagomål/A 17666-2026 FSC-klagomål.docx
@@ -706,7 +706,7 @@
     <w:r>
       <w:tab/>
       <w:tab/>
-      <w:t>2026-06-03</w:t>
+      <w:t>2026-06-04</w:t>
       <w:br/>
       <w:br/>
     </w:r>

--- a/klagomål/A 17666-2026 FSC-klagomål.docx
+++ b/klagomål/A 17666-2026 FSC-klagomål.docx
@@ -706,7 +706,7 @@
     <w:r>
       <w:tab/>
       <w:tab/>
-      <w:t>2026-06-04</w:t>
+      <w:t>2026-06-05</w:t>
       <w:br/>
       <w:br/>
     </w:r>

--- a/klagomål/A 17666-2026 FSC-klagomål.docx
+++ b/klagomål/A 17666-2026 FSC-klagomål.docx
@@ -706,7 +706,7 @@
     <w:r>
       <w:tab/>
       <w:tab/>
-      <w:t>2026-06-05</w:t>
+      <w:t>2026-06-06</w:t>
       <w:br/>
       <w:br/>
     </w:r>

--- a/klagomål/A 17666-2026 FSC-klagomål.docx
+++ b/klagomål/A 17666-2026 FSC-klagomål.docx
@@ -706,7 +706,7 @@
     <w:r>
       <w:tab/>
       <w:tab/>
-      <w:t>2026-06-06</w:t>
+      <w:t>2026-06-07</w:t>
       <w:br/>
       <w:br/>
     </w:r>

--- a/klagomål/A 17666-2026 FSC-klagomål.docx
+++ b/klagomål/A 17666-2026 FSC-klagomål.docx
@@ -706,7 +706,7 @@
     <w:r>
       <w:tab/>
       <w:tab/>
-      <w:t>2026-06-07</w:t>
+      <w:t>2026-06-08</w:t>
       <w:br/>
       <w:br/>
     </w:r>

--- a/klagomål/A 17666-2026 FSC-klagomål.docx
+++ b/klagomål/A 17666-2026 FSC-klagomål.docx
@@ -706,7 +706,7 @@
     <w:r>
       <w:tab/>
       <w:tab/>
-      <w:t>2026-06-08</w:t>
+      <w:t>2026-06-09</w:t>
       <w:br/>
       <w:br/>
     </w:r>

--- a/klagomål/A 17666-2026 FSC-klagomål.docx
+++ b/klagomål/A 17666-2026 FSC-klagomål.docx
@@ -706,7 +706,7 @@
     <w:r>
       <w:tab/>
       <w:tab/>
-      <w:t>2026-06-09</w:t>
+      <w:t>2026-06-10</w:t>
       <w:br/>
       <w:br/>
     </w:r>

--- a/klagomål/A 17666-2026 FSC-klagomål.docx
+++ b/klagomål/A 17666-2026 FSC-klagomål.docx
@@ -706,7 +706,7 @@
     <w:r>
       <w:tab/>
       <w:tab/>
-      <w:t>2026-06-10</w:t>
+      <w:t>2026-06-11</w:t>
       <w:br/>
       <w:br/>
     </w:r>

--- a/klagomål/A 17666-2026 FSC-klagomål.docx
+++ b/klagomål/A 17666-2026 FSC-klagomål.docx
@@ -706,7 +706,7 @@
     <w:r>
       <w:tab/>
       <w:tab/>
-      <w:t>2026-06-11</w:t>
+      <w:t>2026-06-12</w:t>
       <w:br/>
       <w:br/>
     </w:r>

--- a/klagomål/A 17666-2026 FSC-klagomål.docx
+++ b/klagomål/A 17666-2026 FSC-klagomål.docx
@@ -706,7 +706,7 @@
     <w:r>
       <w:tab/>
       <w:tab/>
-      <w:t>2026-06-12</w:t>
+      <w:t>2026-06-13</w:t>
       <w:br/>
       <w:br/>
     </w:r>

--- a/klagomål/A 17666-2026 FSC-klagomål.docx
+++ b/klagomål/A 17666-2026 FSC-klagomål.docx
@@ -706,7 +706,7 @@
     <w:r>
       <w:tab/>
       <w:tab/>
-      <w:t>2026-06-15</w:t>
+      <w:t>2026-06-16</w:t>
       <w:br/>
       <w:br/>
     </w:r>

--- a/klagomål/A 17666-2026 FSC-klagomål.docx
+++ b/klagomål/A 17666-2026 FSC-klagomål.docx
@@ -706,7 +706,7 @@
     <w:r>
       <w:tab/>
       <w:tab/>
-      <w:t>2026-06-16</w:t>
+      <w:t>2026-06-17</w:t>
       <w:br/>
       <w:br/>
     </w:r>

--- a/klagomål/A 17666-2026 FSC-klagomål.docx
+++ b/klagomål/A 17666-2026 FSC-klagomål.docx
@@ -1,6 +1,6 @@
 
 <file path=word/document.xml><?xml version="1.0" encoding="utf-8"?>
-<w:document xmlns:wpc="http://schemas.microsoft.com/office/word/2010/wordprocessingCanvas" xmlns:cx="http://schemas.microsoft.com/office/drawing/2014/chartex" xmlns:cx1="http://schemas.microsoft.com/office/drawing/2015/9/8/chartex" xmlns:cx2="http://schemas.microsoft.com/office/drawing/2015/10/21/chartex" xmlns:cx3="http://schemas.microsoft.com/office/drawing/2016/5/9/chartex" xmlns:cx4="http://schemas.microsoft.com/office/drawing/2016/5/10/chartex" xmlns:cx5="http://schemas.microsoft.com/office/drawing/2016/5/11/chartex" xmlns:cx6="http://schemas.microsoft.com/office/drawing/2016/5/12/chartex" xmlns:cx7="http://schemas.microsoft.com/office/drawing/2016/5/13/chartex" xmlns:cx8="http://schemas.microsoft.com/office/drawing/2016/5/14/chartex" xmlns:mc="http://schemas.openxmlformats.org/markup-compatibility/2006" xmlns:aink="http://schemas.microsoft.com/office/drawing/2016/ink" xmlns:am3d="http://schemas.microsoft.com/office/drawing/2017/model3d" xmlns:o="urn:schemas-microsoft-com:office:office" xmlns:oel="http://schemas.microsoft.com/office/2019/extlst" xmlns:r="http://schemas.openxmlformats.org/officeDocument/2006/relationships" xmlns:m="http://schemas.openxmlformats.org/officeDocument/2006/math" xmlns:v="urn:schemas-microsoft-com:vml" xmlns:wp14="http://schemas.microsoft.com/office/word/2010/wordprocessingDrawing" xmlns:wp="http://schemas.openxmlformats.org/drawingml/2006/wordprocessingDrawing" xmlns:w10="urn:schemas-microsoft-com:office:word" xmlns:w="http://schemas.openxmlformats.org/wordprocessingml/2006/main" xmlns:w14="http://schemas.microsoft.com/office/word/2010/wordml" xmlns:w15="http://schemas.microsoft.com/office/word/2012/wordml" xmlns:w16cex="http://schemas.microsoft.com/office/word/2018/wordml/cex" xmlns:w16cid="http://schemas.microsoft.com/office/word/2016/wordml/cid" xmlns:w16="http://schemas.microsoft.com/office/word/2018/wordml" xmlns:w16sdtdh="http://schemas.microsoft.com/office/word/2020/wordml/sdtdatahash" xmlns:w16se="http://schemas.microsoft.com/office/word/2015/wordml/symex" xmlns:wpg="http://schemas.microsoft.com/office/word/2010/wordprocessingGroup" xmlns:wpi="http://schemas.microsoft.com/office/word/2010/wordprocessingInk" xmlns:wne="http://schemas.microsoft.com/office/word/2006/wordml" xmlns:wps="http://schemas.microsoft.com/office/word/2010/wordprocessingShape" mc:Ignorable="w14 w15 w16se w16cid w16 w16cex w16sdtdh wp14">
+<w:document xmlns:wpc="http://schemas.microsoft.com/office/word/2010/wordprocessingCanvas" xmlns:cx="http://schemas.microsoft.com/office/drawing/2014/chartex" xmlns:cx1="http://schemas.microsoft.com/office/drawing/2015/9/8/chartex" xmlns:cx2="http://schemas.microsoft.com/office/drawing/2015/10/21/chartex" xmlns:cx3="http://schemas.microsoft.com/office/drawing/2016/5/9/chartex" xmlns:cx4="http://schemas.microsoft.com/office/drawing/2016/5/10/chartex" xmlns:cx5="http://schemas.microsoft.com/office/drawing/2016/5/11/chartex" xmlns:cx6="http://schemas.microsoft.com/office/drawing/2016/5/12/chartex" xmlns:cx7="http://schemas.microsoft.com/office/drawing/2016/5/13/chartex" xmlns:cx8="http://schemas.microsoft.com/office/drawing/2016/5/14/chartex" xmlns:mc="http://schemas.openxmlformats.org/markup-compatibility/2006" xmlns:aink="http://schemas.microsoft.com/office/drawing/2016/ink" xmlns:am3d="http://schemas.microsoft.com/office/drawing/2017/model3d" xmlns:o="urn:schemas-microsoft-com:office:office" xmlns:oel="http://schemas.microsoft.com/office/2019/extlst" xmlns:r="http://schemas.openxmlformats.org/officeDocument/2006/relationships" xmlns:m="http://schemas.openxmlformats.org/officeDocument/2006/math" xmlns:v="urn:schemas-microsoft-com:vml" xmlns:wp14="http://schemas.microsoft.com/office/word/2010/wordprocessingDrawing" xmlns:wp="http://schemas.openxmlformats.org/drawingml/2006/wordprocessingDrawing" xmlns:w10="urn:schemas-microsoft-com:office:word" xmlns:w="http://schemas.openxmlformats.org/wordprocessingml/2006/main" xmlns:w14="http://schemas.microsoft.com/office/word/2010/wordml" xmlns:w15="http://schemas.microsoft.com/office/word/2012/wordml" xmlns:w16cex="http://schemas.microsoft.com/office/word/2018/wordml/cex" xmlns:w16cid="http://schemas.microsoft.com/office/word/2016/wordml/cid" xmlns:w16="http://schemas.microsoft.com/office/word/2018/wordml" xmlns:w16du="http://schemas.microsoft.com/office/word/2023/wordml/word16du" xmlns:w16sdtdh="http://schemas.microsoft.com/office/word/2020/wordml/sdtdatahash" xmlns:w16sdtfl="http://schemas.microsoft.com/office/word/2024/wordml/sdtformatlock" xmlns:w16se="http://schemas.microsoft.com/office/word/2015/wordml/symex" xmlns:wpg="http://schemas.microsoft.com/office/word/2010/wordprocessingGroup" xmlns:wpi="http://schemas.microsoft.com/office/word/2010/wordprocessingInk" xmlns:wne="http://schemas.microsoft.com/office/word/2006/wordml" xmlns:wps="http://schemas.microsoft.com/office/word/2010/wordprocessingShape" mc:Ignorable="w14 w15 w16se w16cid w16 w16cex w16sdtdh w16sdtfl w16du wp14">
   <w:body>
     <w:p>
       <w:r>
@@ -168,7 +168,7 @@
     </w:p>
     <w:p>
       <w:r>
-        <w:t>Detta dokument behandlar höga naturvärden i avverkningsanmälan A 17666-2026 i Timrå kommun. Denna avverkningsanmälan inkom 2026-04-08 00:00:00 och omfattar 7,4 ha.</w:t>
+        <w:t>Detta dokument behandlar höga naturvärden i avverkningsanmälan A 17666-2026 i Timrå kommun som inkom 2026-04-08 och omfattar 7,4 ha.</w:t>
       </w:r>
     </w:p>
     <w:p>
@@ -191,12 +191,15 @@
     </w:p>
     <w:p>
       <w:r>
-        <w:t>I avverkningsanmälan har följande 5 naturvårdsarter hittats: bergviol (VU, §8), sanddraba (VU), desmeknopp (NT), sandviol (NT) och skuggviol (NT). Av dessa är 5 rödlistade. För rödlistade arter har rödlistekategorin angivits inom parentes. För fridlysta arter anges även paragrafen i Artskyddsförordningen som arten är fridlyst enligt.</w:t>
+        <w:t>I och inom 16 meter från avverkningsanmälan har följande 10 naturvårdsarter hittats: bergviol (EN, §8), storspov (EN, §4), sanddraba (VU), silverblåvinge (VU), desmeknopp (NT), gullpudra (NT, T), sandviol (NT), skuggviol (NT, T), vitfläckig guldvinge (NT) och ögonpyrola (S, T). Av dessa är 9 rödlistade. För rödlistade arter har rödlistekategorin angivits inom parentes. Arter som är signalarter enligt Skogsstyrelsen har markerats med (S). Typiska arter inom Natura 2000 som är kopplade till skogsekosystem har markerats med (T). För fridlysta arter anges även paragrafen i Artskyddsförordningen som arten är fridlyst enligt.</w:t>
       </w:r>
     </w:p>
     <w:p>
       <w:r>
-        <w:t>De påträffade naturvårdsarterna är ett tydligt kvitto på att detta rör sig om en skog med höga naturvärden. I Figur 1 visas en karta över det avverkningsanmälda området, där samtliga fyndplatser för naturvårdsarter som finns registrerade på Artportalen har markerats.</w:t>
+        <w:t>De påträffade naturvårdsarterna är ett tydligt kvitto på att det rör sig om en skog med höga naturvärden.</w:t>
+      </w:r>
+      <w:r>
+        <w:t xml:space="preserve"> I Figur 1 visas fyndplatser för naturvårdsarter i området, som finns registrerade på Artportalen.</w:t>
       </w:r>
     </w:p>
     <w:p>
@@ -206,7 +209,7 @@
       <w:r>
         <w:drawing>
           <wp:inline xmlns:a="http://schemas.openxmlformats.org/drawingml/2006/main" xmlns:pic="http://schemas.openxmlformats.org/drawingml/2006/picture">
-            <wp:extent cx="5486400" cy="4351330"/>
+            <wp:extent cx="5486400" cy="5665509"/>
             <wp:docPr id="1" name="Picture 1"/>
             <wp:cNvGraphicFramePr>
               <a:graphicFrameLocks noChangeAspect="1"/>
@@ -227,7 +230,7 @@
                   <pic:spPr>
                     <a:xfrm>
                       <a:off x="0" y="0"/>
-                      <a:ext cx="5486400" cy="4351330"/>
+                      <a:ext cx="5486400" cy="5665509"/>
                     </a:xfrm>
                     <a:prstGeom prst="rect"/>
                   </pic:spPr>
@@ -241,9 +244,56 @@
     <w:p>
       <w:pPr>
         <w:pStyle w:val="Caption"/>
+        <w:spacing w:after="240"/>
       </w:pPr>
       <w:r>
-        <w:t>Figur 1. Fyndplatser för naturvårdsarter i det avverkningsanmälda området (röd linje). Markörer utan svart kant är placerade på fyndplatsen. Markörer med svart kant är placerade vid sidan av fyndplatsen och har ett svart streck som visar fyndplatsens exakta position. Kartans mittpunktskoordinat är N 6935011, E 627571 i SWEREF 99 TM.</w:t>
+        <w:t>Figur 1. Fyndplatser för naturvårdsarter i och inom 16 meter från avverkningsanmälan (röd linje). Markörer utan svart kant är placerade på fyndplatsen. Markörer med svart kant är placerade vid sidan av fyndplatsen och har ett svart streck som visar fyndplatsens exakta position. Kartans mittpunktskoordinat är N 6935011, E 627571 i SWEREF 99 TM.</w:t>
+      </w:r>
+    </w:p>
+    <w:p>
+      <w:pPr>
+        <w:pStyle w:val="Heading2"/>
+      </w:pPr>
+      <w:r>
+        <w:t>Fridlysta arter</w:t>
+      </w:r>
+    </w:p>
+    <w:p>
+      <w:r>
+        <w:t>Följande fridlysta arter har sina livsmiljöer och växtplatser i den avverkningsanmälda skogen: bergviol (EN, §8) och storspov (EN, §4).</w:t>
+      </w:r>
+    </w:p>
+    <w:p>
+      <w:r>
+        <w:t xml:space="preserve">Observera att medlemsländerna är skyldiga att agera i enlighet med EU:s fågeldirektiv där det uttryckligen står att direktivet gäller för fåglar samt för deras ägg, bon och </w:t>
+      </w:r>
+      <w:r>
+        <w:rPr>
+          <w:b/>
+        </w:rPr>
+        <w:t xml:space="preserve">livsmiljöer </w:t>
+      </w:r>
+      <w:r>
+        <w:t>(artikel 1). Vidare att de åtgärder som vidtas inte får leda till en försämring av den nuvarande situationen beträffande bevarandet av de fågelarter som avses i artikel 1 (artikel 13). Fågeldirektivet är styrande för tillsynsansvariga myndigheters ärendehantering, ställningstaganden och beslutsfattande.</w:t>
+      </w:r>
+    </w:p>
+    <w:p>
+      <w:r>
+        <w:rPr>
+          <w:b/>
+        </w:rPr>
+        <w:t>Bergviol (EN, §8)</w:t>
+      </w:r>
+      <w:r>
+        <w:t xml:space="preserve"> är en starkt hotad och fridlyst art som minskat med 47% under åren 2004–2024. Den förekommer främst i Medelpad, samt på ett fåtal lokaler i Dalarna och Hälsingland. Den växer på solvarma platser i kustbygderna och utmed älvdalarna, främst på torra backar och i lövskogsdominerande solexponerade bergssluttningar. Arten är ljusberoende och i områden med bergviol bör en lövskogsinriktad skogsskötsel ske. Under de senaste 60 åren har minskningstakten uppgått till 50 (30–70) % (SLU Artdatabanken, 2026).</w:t>
+      </w:r>
+    </w:p>
+    <w:p>
+      <w:pPr>
+        <w:pStyle w:val="Heading2"/>
+      </w:pPr>
+      <w:r>
+        <w:t>Övriga naturvårdsarter</w:t>
       </w:r>
     </w:p>
     <w:p>
@@ -255,6 +305,35 @@
       </w:r>
       <w:r>
         <w:t xml:space="preserve"> förekommer främst i södra delarna av landet, enstaka spridda förekomster finns till åtminstone Medelpad. Växer i skilda miljöer, företrädesvis i lövskog där marken är fuktig, skuggig, närings- och mullrik. Arten har minskat kraftigt under senare år, framför allt på grund av skogsavverkningar och dräneringar. Minskningstakten har uppgått till 25 (15–35) % under de senaste 30 åren och bedöms vara nära gränsvärdet för Sårbar (VU). (A2bc+4abc). Skogsavverkning på lokaler med förekomst av desmeknopp missgynnar eller utplånar arten (SLU Artdatabanken, 2024; Nitare &amp; Skogsstyrelsen, 2019).</w:t>
+      </w:r>
+    </w:p>
+    <w:p>
+      <w:r>
+        <w:rPr>
+          <w:b/>
+        </w:rPr>
+        <w:t>Gullpudra (NT)</w:t>
+      </w:r>
+      <w:r>
+        <w:t xml:space="preserve"> växer sparsamt främst i källpåverkad sumpskog i södra och mellersta Sverige norrut till Jämtland-Västernorrland. Kommer in på rödlistan för första gången 2025 till följd av en stark minskning (&gt;50%) i Riksskogstaxeringens data. Minskningstakten överstiger gränsvärdet för Starkt hotad (EN) enligt A-kriteriet.  Då minskningen har en stor osäkerhet så nedgraderas rödlistekategorin två steg till Nära hotad. Gullpudra är typisk art för </w:t>
+      </w:r>
+      <w:r>
+        <w:rPr>
+          <w:i/>
+        </w:rPr>
+        <w:t xml:space="preserve">9080 Lövsumpskog, 7160 Källor och källkärr </w:t>
+      </w:r>
+      <w:r>
+        <w:t>och</w:t>
+      </w:r>
+      <w:r>
+        <w:rPr>
+          <w:i/>
+        </w:rPr>
+        <w:t xml:space="preserve"> 7310 Aapamyrar</w:t>
+      </w:r>
+      <w:r>
+        <w:t xml:space="preserve"> (SLU Artdatabanken, 2026).</w:t>
       </w:r>
     </w:p>
     <w:p>
@@ -278,27 +357,32 @@
       </w:r>
     </w:p>
     <w:p>
-      <w:pPr>
-        <w:pStyle w:val="Heading1"/>
-      </w:pPr>
-      <w:r>
-        <w:t>Fridlysta arter</w:t>
-      </w:r>
-    </w:p>
-    <w:p>
-      <w:r>
-        <w:t>Följande fridlysta arter har sina livsmiljöer och växtplatser i den avverkningsanmälda skogen: bergviol (VU, §8).</w:t>
-      </w:r>
-    </w:p>
-    <w:p>
       <w:r>
         <w:rPr>
           <w:b/>
         </w:rPr>
-        <w:t>Bergviol (EN, §8)</w:t>
+        <w:t xml:space="preserve">Ögonpyrola </w:t>
       </w:r>
       <w:r>
-        <w:t xml:space="preserve"> är en starkt hotad och fridlyst art som minskat med 47% under åren 2004–2024. Den förekommer främst i Medelpad, samt på ett fåtal lokaler i Dalarna och Hälsingland. Den växer på solvarma platser i kustbygderna och utmed älvdalarna, främst på torra backar och i lövskogsdominerande solexponerade bergssluttningar. Arten är ljusberoende och i områden med bergviol bör en lövskogsinriktad skogsskötsel ske. Under de senaste 60 åren har minskningstakten uppgått till 50 (30–70) % (SLU Artdatabanken, 2026).</w:t>
+        <w:t xml:space="preserve">är normalt en bra signalart som visar på områden med höga naturvärden och stabila förhållanden, särskilt inom näringsfattiga trakter. Växten är mycket känslig för markskador och försvinner snabbt efter slutavverkning. Den hotas också av skogsgödsling och markavvattning. Ögonpyrola är typisk art för </w:t>
+      </w:r>
+      <w:r>
+        <w:rPr>
+          <w:i/>
+        </w:rPr>
+        <w:t>9010 Taiga</w:t>
+      </w:r>
+      <w:r>
+        <w:t xml:space="preserve"> och</w:t>
+      </w:r>
+      <w:r>
+        <w:rPr>
+          <w:i/>
+        </w:rPr>
+        <w:t xml:space="preserve"> 9070 Trädklädd betesmark</w:t>
+      </w:r>
+      <w:r>
+        <w:t xml:space="preserve"> (Nitare &amp; Skogsstyrelsen, 2019; SLU Artdatabanken, 2024).</w:t>
       </w:r>
     </w:p>
     <w:p>
@@ -353,6 +437,22 @@
       <w:r>
         <w:t>I den avverkningsanmälda skogen har fridlysta arter sina livsmiljöer och växtplatser. Att skada de fridlysta arternas livsmiljöer, växtplatser eller ekologiska funktion är inte tillåtet enligt artskyddsförordningen.</w:t>
       </w:r>
+      <w:r>
+        <w:rPr>
+          <w:i/>
+        </w:rPr>
+        <w:t xml:space="preserve"> EU:s medlemsländer och skogsbolag är skyldiga att agera i enlighet med EU:s fågeldirektiv där det uttryckligen står att direktivet gäller för fåglar samt för deras ägg, bon och </w:t>
+      </w:r>
+      <w:r>
+        <w:rPr>
+          <w:b/>
+          <w:i/>
+        </w:rPr>
+        <w:t xml:space="preserve">livsmiljöer </w:t>
+      </w:r>
+      <w:r>
+        <w:t>(artikel 1). Vidare att de åtgärder som vidtas inte får leda till en försämring av den nuvarande situationen beträffande bevarandet av de fågelarter som avses i artikel 1 (artikel 13).</w:t>
+      </w:r>
     </w:p>
     <w:p>
       <w:r>
@@ -391,7 +491,7 @@
         <w:rPr>
           <w:i/>
         </w:rPr>
-        <w:t>I det avverkningsanmälda skogsområdet har 5 naturvårdsarter varav 5 rödlistade arter sina livsmiljöer och växtplatser.</w:t>
+        <w:t>I det avverkningsanmälda skogsområdet har 10 naturvårdsarter varav 9 rödlistade arter sina livsmiljöer och växtplatser.</w:t>
       </w:r>
     </w:p>
     <w:p>
@@ -596,7 +696,7 @@
 </file>
 
 <file path=word/endnotes.xml><?xml version="1.0" encoding="utf-8"?>
-<w:endnotes xmlns:wpc="http://schemas.microsoft.com/office/word/2010/wordprocessingCanvas" xmlns:cx="http://schemas.microsoft.com/office/drawing/2014/chartex" xmlns:cx1="http://schemas.microsoft.com/office/drawing/2015/9/8/chartex" xmlns:cx2="http://schemas.microsoft.com/office/drawing/2015/10/21/chartex" xmlns:cx3="http://schemas.microsoft.com/office/drawing/2016/5/9/chartex" xmlns:cx4="http://schemas.microsoft.com/office/drawing/2016/5/10/chartex" xmlns:cx5="http://schemas.microsoft.com/office/drawing/2016/5/11/chartex" xmlns:cx6="http://schemas.microsoft.com/office/drawing/2016/5/12/chartex" xmlns:cx7="http://schemas.microsoft.com/office/drawing/2016/5/13/chartex" xmlns:cx8="http://schemas.microsoft.com/office/drawing/2016/5/14/chartex" xmlns:mc="http://schemas.openxmlformats.org/markup-compatibility/2006" xmlns:aink="http://schemas.microsoft.com/office/drawing/2016/ink" xmlns:am3d="http://schemas.microsoft.com/office/drawing/2017/model3d" xmlns:o="urn:schemas-microsoft-com:office:office" xmlns:oel="http://schemas.microsoft.com/office/2019/extlst" xmlns:r="http://schemas.openxmlformats.org/officeDocument/2006/relationships" xmlns:m="http://schemas.openxmlformats.org/officeDocument/2006/math" xmlns:v="urn:schemas-microsoft-com:vml" xmlns:wp14="http://schemas.microsoft.com/office/word/2010/wordprocessingDrawing" xmlns:wp="http://schemas.openxmlformats.org/drawingml/2006/wordprocessingDrawing" xmlns:w10="urn:schemas-microsoft-com:office:word" xmlns:w="http://schemas.openxmlformats.org/wordprocessingml/2006/main" xmlns:w14="http://schemas.microsoft.com/office/word/2010/wordml" xmlns:w15="http://schemas.microsoft.com/office/word/2012/wordml" xmlns:w16cex="http://schemas.microsoft.com/office/word/2018/wordml/cex" xmlns:w16cid="http://schemas.microsoft.com/office/word/2016/wordml/cid" xmlns:w16="http://schemas.microsoft.com/office/word/2018/wordml" xmlns:w16sdtdh="http://schemas.microsoft.com/office/word/2020/wordml/sdtdatahash" xmlns:w16se="http://schemas.microsoft.com/office/word/2015/wordml/symex" xmlns:wpg="http://schemas.microsoft.com/office/word/2010/wordprocessingGroup" xmlns:wpi="http://schemas.microsoft.com/office/word/2010/wordprocessingInk" xmlns:wne="http://schemas.microsoft.com/office/word/2006/wordml" xmlns:wps="http://schemas.microsoft.com/office/word/2010/wordprocessingShape" mc:Ignorable="w14 w15 w16se w16cid w16 w16cex w16sdtdh wp14">
+<w:endnotes xmlns:wpc="http://schemas.microsoft.com/office/word/2010/wordprocessingCanvas" xmlns:cx="http://schemas.microsoft.com/office/drawing/2014/chartex" xmlns:cx1="http://schemas.microsoft.com/office/drawing/2015/9/8/chartex" xmlns:cx2="http://schemas.microsoft.com/office/drawing/2015/10/21/chartex" xmlns:cx3="http://schemas.microsoft.com/office/drawing/2016/5/9/chartex" xmlns:cx4="http://schemas.microsoft.com/office/drawing/2016/5/10/chartex" xmlns:cx5="http://schemas.microsoft.com/office/drawing/2016/5/11/chartex" xmlns:cx6="http://schemas.microsoft.com/office/drawing/2016/5/12/chartex" xmlns:cx7="http://schemas.microsoft.com/office/drawing/2016/5/13/chartex" xmlns:cx8="http://schemas.microsoft.com/office/drawing/2016/5/14/chartex" xmlns:mc="http://schemas.openxmlformats.org/markup-compatibility/2006" xmlns:aink="http://schemas.microsoft.com/office/drawing/2016/ink" xmlns:am3d="http://schemas.microsoft.com/office/drawing/2017/model3d" xmlns:o="urn:schemas-microsoft-com:office:office" xmlns:oel="http://schemas.microsoft.com/office/2019/extlst" xmlns:r="http://schemas.openxmlformats.org/officeDocument/2006/relationships" xmlns:m="http://schemas.openxmlformats.org/officeDocument/2006/math" xmlns:v="urn:schemas-microsoft-com:vml" xmlns:wp14="http://schemas.microsoft.com/office/word/2010/wordprocessingDrawing" xmlns:wp="http://schemas.openxmlformats.org/drawingml/2006/wordprocessingDrawing" xmlns:w10="urn:schemas-microsoft-com:office:word" xmlns:w="http://schemas.openxmlformats.org/wordprocessingml/2006/main" xmlns:w14="http://schemas.microsoft.com/office/word/2010/wordml" xmlns:w15="http://schemas.microsoft.com/office/word/2012/wordml" xmlns:w16cex="http://schemas.microsoft.com/office/word/2018/wordml/cex" xmlns:w16cid="http://schemas.microsoft.com/office/word/2016/wordml/cid" xmlns:w16="http://schemas.microsoft.com/office/word/2018/wordml" xmlns:w16du="http://schemas.microsoft.com/office/word/2023/wordml/word16du" xmlns:w16sdtdh="http://schemas.microsoft.com/office/word/2020/wordml/sdtdatahash" xmlns:w16sdtfl="http://schemas.microsoft.com/office/word/2024/wordml/sdtformatlock" xmlns:w16se="http://schemas.microsoft.com/office/word/2015/wordml/symex" xmlns:wpg="http://schemas.microsoft.com/office/word/2010/wordprocessingGroup" xmlns:wpi="http://schemas.microsoft.com/office/word/2010/wordprocessingInk" xmlns:wne="http://schemas.microsoft.com/office/word/2006/wordml" xmlns:wps="http://schemas.microsoft.com/office/word/2010/wordprocessingShape" mc:Ignorable="w14 w15 w16se w16cid w16 w16cex w16sdtdh w16sdtfl w16du wp14">
   <w:endnote w:type="separator" w:id="-1">
     <w:p>
       <w:pPr>
@@ -621,7 +721,7 @@
 </file>
 
 <file path=word/footer1.xml><?xml version="1.0" encoding="utf-8"?>
-<w:ftr xmlns:wpc="http://schemas.microsoft.com/office/word/2010/wordprocessingCanvas" xmlns:cx="http://schemas.microsoft.com/office/drawing/2014/chartex" xmlns:cx1="http://schemas.microsoft.com/office/drawing/2015/9/8/chartex" xmlns:cx2="http://schemas.microsoft.com/office/drawing/2015/10/21/chartex" xmlns:cx3="http://schemas.microsoft.com/office/drawing/2016/5/9/chartex" xmlns:cx4="http://schemas.microsoft.com/office/drawing/2016/5/10/chartex" xmlns:cx5="http://schemas.microsoft.com/office/drawing/2016/5/11/chartex" xmlns:cx6="http://schemas.microsoft.com/office/drawing/2016/5/12/chartex" xmlns:cx7="http://schemas.microsoft.com/office/drawing/2016/5/13/chartex" xmlns:cx8="http://schemas.microsoft.com/office/drawing/2016/5/14/chartex" xmlns:mc="http://schemas.openxmlformats.org/markup-compatibility/2006" xmlns:aink="http://schemas.microsoft.com/office/drawing/2016/ink" xmlns:am3d="http://schemas.microsoft.com/office/drawing/2017/model3d" xmlns:o="urn:schemas-microsoft-com:office:office" xmlns:oel="http://schemas.microsoft.com/office/2019/extlst" xmlns:r="http://schemas.openxmlformats.org/officeDocument/2006/relationships" xmlns:m="http://schemas.openxmlformats.org/officeDocument/2006/math" xmlns:v="urn:schemas-microsoft-com:vml" xmlns:wp14="http://schemas.microsoft.com/office/word/2010/wordprocessingDrawing" xmlns:wp="http://schemas.openxmlformats.org/drawingml/2006/wordprocessingDrawing" xmlns:w10="urn:schemas-microsoft-com:office:word" xmlns:w="http://schemas.openxmlformats.org/wordprocessingml/2006/main" xmlns:w14="http://schemas.microsoft.com/office/word/2010/wordml" xmlns:w15="http://schemas.microsoft.com/office/word/2012/wordml" xmlns:w16cex="http://schemas.microsoft.com/office/word/2018/wordml/cex" xmlns:w16cid="http://schemas.microsoft.com/office/word/2016/wordml/cid" xmlns:w16="http://schemas.microsoft.com/office/word/2018/wordml" xmlns:w16sdtdh="http://schemas.microsoft.com/office/word/2020/wordml/sdtdatahash" xmlns:w16se="http://schemas.microsoft.com/office/word/2015/wordml/symex" xmlns:wpg="http://schemas.microsoft.com/office/word/2010/wordprocessingGroup" xmlns:wpi="http://schemas.microsoft.com/office/word/2010/wordprocessingInk" xmlns:wne="http://schemas.microsoft.com/office/word/2006/wordml" xmlns:wps="http://schemas.microsoft.com/office/word/2010/wordprocessingShape" mc:Ignorable="w14 w15 w16se w16cid w16 w16cex w16sdtdh wp14">
+<w:ftr xmlns:wpc="http://schemas.microsoft.com/office/word/2010/wordprocessingCanvas" xmlns:cx="http://schemas.microsoft.com/office/drawing/2014/chartex" xmlns:cx1="http://schemas.microsoft.com/office/drawing/2015/9/8/chartex" xmlns:cx2="http://schemas.microsoft.com/office/drawing/2015/10/21/chartex" xmlns:cx3="http://schemas.microsoft.com/office/drawing/2016/5/9/chartex" xmlns:cx4="http://schemas.microsoft.com/office/drawing/2016/5/10/chartex" xmlns:cx5="http://schemas.microsoft.com/office/drawing/2016/5/11/chartex" xmlns:cx6="http://schemas.microsoft.com/office/drawing/2016/5/12/chartex" xmlns:cx7="http://schemas.microsoft.com/office/drawing/2016/5/13/chartex" xmlns:cx8="http://schemas.microsoft.com/office/drawing/2016/5/14/chartex" xmlns:mc="http://schemas.openxmlformats.org/markup-compatibility/2006" xmlns:aink="http://schemas.microsoft.com/office/drawing/2016/ink" xmlns:am3d="http://schemas.microsoft.com/office/drawing/2017/model3d" xmlns:o="urn:schemas-microsoft-com:office:office" xmlns:oel="http://schemas.microsoft.com/office/2019/extlst" xmlns:r="http://schemas.openxmlformats.org/officeDocument/2006/relationships" xmlns:m="http://schemas.openxmlformats.org/officeDocument/2006/math" xmlns:v="urn:schemas-microsoft-com:vml" xmlns:wp14="http://schemas.microsoft.com/office/word/2010/wordprocessingDrawing" xmlns:wp="http://schemas.openxmlformats.org/drawingml/2006/wordprocessingDrawing" xmlns:w10="urn:schemas-microsoft-com:office:word" xmlns:w="http://schemas.openxmlformats.org/wordprocessingml/2006/main" xmlns:w14="http://schemas.microsoft.com/office/word/2010/wordml" xmlns:w15="http://schemas.microsoft.com/office/word/2012/wordml" xmlns:w16cex="http://schemas.microsoft.com/office/word/2018/wordml/cex" xmlns:w16cid="http://schemas.microsoft.com/office/word/2016/wordml/cid" xmlns:w16="http://schemas.microsoft.com/office/word/2018/wordml" xmlns:w16du="http://schemas.microsoft.com/office/word/2023/wordml/word16du" xmlns:w16sdtdh="http://schemas.microsoft.com/office/word/2020/wordml/sdtdatahash" xmlns:w16sdtfl="http://schemas.microsoft.com/office/word/2024/wordml/sdtformatlock" xmlns:w16se="http://schemas.microsoft.com/office/word/2015/wordml/symex" xmlns:wpg="http://schemas.microsoft.com/office/word/2010/wordprocessingGroup" xmlns:wpi="http://schemas.microsoft.com/office/word/2010/wordprocessingInk" xmlns:wne="http://schemas.microsoft.com/office/word/2006/wordml" xmlns:wps="http://schemas.microsoft.com/office/word/2010/wordprocessingShape" mc:Ignorable="w14 w15 w16se w16cid w16 w16cex w16sdtdh w16sdtfl w16du wp14">
   <w:p>
     <w:pPr>
       <w:pStyle w:val="Footer"/>
@@ -631,7 +731,7 @@
 </file>
 
 <file path=word/footer2.xml><?xml version="1.0" encoding="utf-8"?>
-<w:ftr xmlns:wpc="http://schemas.microsoft.com/office/word/2010/wordprocessingCanvas" xmlns:cx="http://schemas.microsoft.com/office/drawing/2014/chartex" xmlns:cx1="http://schemas.microsoft.com/office/drawing/2015/9/8/chartex" xmlns:cx2="http://schemas.microsoft.com/office/drawing/2015/10/21/chartex" xmlns:cx3="http://schemas.microsoft.com/office/drawing/2016/5/9/chartex" xmlns:cx4="http://schemas.microsoft.com/office/drawing/2016/5/10/chartex" xmlns:cx5="http://schemas.microsoft.com/office/drawing/2016/5/11/chartex" xmlns:cx6="http://schemas.microsoft.com/office/drawing/2016/5/12/chartex" xmlns:cx7="http://schemas.microsoft.com/office/drawing/2016/5/13/chartex" xmlns:cx8="http://schemas.microsoft.com/office/drawing/2016/5/14/chartex" xmlns:mc="http://schemas.openxmlformats.org/markup-compatibility/2006" xmlns:aink="http://schemas.microsoft.com/office/drawing/2016/ink" xmlns:am3d="http://schemas.microsoft.com/office/drawing/2017/model3d" xmlns:o="urn:schemas-microsoft-com:office:office" xmlns:oel="http://schemas.microsoft.com/office/2019/extlst" xmlns:r="http://schemas.openxmlformats.org/officeDocument/2006/relationships" xmlns:m="http://schemas.openxmlformats.org/officeDocument/2006/math" xmlns:v="urn:schemas-microsoft-com:vml" xmlns:wp14="http://schemas.microsoft.com/office/word/2010/wordprocessingDrawing" xmlns:wp="http://schemas.openxmlformats.org/drawingml/2006/wordprocessingDrawing" xmlns:w10="urn:schemas-microsoft-com:office:word" xmlns:w="http://schemas.openxmlformats.org/wordprocessingml/2006/main" xmlns:w14="http://schemas.microsoft.com/office/word/2010/wordml" xmlns:w15="http://schemas.microsoft.com/office/word/2012/wordml" xmlns:w16cex="http://schemas.microsoft.com/office/word/2018/wordml/cex" xmlns:w16cid="http://schemas.microsoft.com/office/word/2016/wordml/cid" xmlns:w16="http://schemas.microsoft.com/office/word/2018/wordml" xmlns:w16sdtdh="http://schemas.microsoft.com/office/word/2020/wordml/sdtdatahash" xmlns:w16se="http://schemas.microsoft.com/office/word/2015/wordml/symex" xmlns:wpg="http://schemas.microsoft.com/office/word/2010/wordprocessingGroup" xmlns:wpi="http://schemas.microsoft.com/office/word/2010/wordprocessingInk" xmlns:wne="http://schemas.microsoft.com/office/word/2006/wordml" xmlns:wps="http://schemas.microsoft.com/office/word/2010/wordprocessingShape" mc:Ignorable="w14 w15 w16se w16cid w16 w16cex w16sdtdh wp14">
+<w:ftr xmlns:wpc="http://schemas.microsoft.com/office/word/2010/wordprocessingCanvas" xmlns:cx="http://schemas.microsoft.com/office/drawing/2014/chartex" xmlns:cx1="http://schemas.microsoft.com/office/drawing/2015/9/8/chartex" xmlns:cx2="http://schemas.microsoft.com/office/drawing/2015/10/21/chartex" xmlns:cx3="http://schemas.microsoft.com/office/drawing/2016/5/9/chartex" xmlns:cx4="http://schemas.microsoft.com/office/drawing/2016/5/10/chartex" xmlns:cx5="http://schemas.microsoft.com/office/drawing/2016/5/11/chartex" xmlns:cx6="http://schemas.microsoft.com/office/drawing/2016/5/12/chartex" xmlns:cx7="http://schemas.microsoft.com/office/drawing/2016/5/13/chartex" xmlns:cx8="http://schemas.microsoft.com/office/drawing/2016/5/14/chartex" xmlns:mc="http://schemas.openxmlformats.org/markup-compatibility/2006" xmlns:aink="http://schemas.microsoft.com/office/drawing/2016/ink" xmlns:am3d="http://schemas.microsoft.com/office/drawing/2017/model3d" xmlns:o="urn:schemas-microsoft-com:office:office" xmlns:oel="http://schemas.microsoft.com/office/2019/extlst" xmlns:r="http://schemas.openxmlformats.org/officeDocument/2006/relationships" xmlns:m="http://schemas.openxmlformats.org/officeDocument/2006/math" xmlns:v="urn:schemas-microsoft-com:vml" xmlns:wp14="http://schemas.microsoft.com/office/word/2010/wordprocessingDrawing" xmlns:wp="http://schemas.openxmlformats.org/drawingml/2006/wordprocessingDrawing" xmlns:w10="urn:schemas-microsoft-com:office:word" xmlns:w="http://schemas.openxmlformats.org/wordprocessingml/2006/main" xmlns:w14="http://schemas.microsoft.com/office/word/2010/wordml" xmlns:w15="http://schemas.microsoft.com/office/word/2012/wordml" xmlns:w16cex="http://schemas.microsoft.com/office/word/2018/wordml/cex" xmlns:w16cid="http://schemas.microsoft.com/office/word/2016/wordml/cid" xmlns:w16="http://schemas.microsoft.com/office/word/2018/wordml" xmlns:w16du="http://schemas.microsoft.com/office/word/2023/wordml/word16du" xmlns:w16sdtdh="http://schemas.microsoft.com/office/word/2020/wordml/sdtdatahash" xmlns:w16sdtfl="http://schemas.microsoft.com/office/word/2024/wordml/sdtformatlock" xmlns:w16se="http://schemas.microsoft.com/office/word/2015/wordml/symex" xmlns:wpg="http://schemas.microsoft.com/office/word/2010/wordprocessingGroup" xmlns:wpi="http://schemas.microsoft.com/office/word/2010/wordprocessingInk" xmlns:wne="http://schemas.microsoft.com/office/word/2006/wordml" xmlns:wps="http://schemas.microsoft.com/office/word/2010/wordprocessingShape" mc:Ignorable="w14 w15 w16se w16cid w16 w16cex w16sdtdh w16sdtfl w16du wp14">
   <w:p>
     <w:pPr>
       <w:pStyle w:val="Footer"/>
@@ -641,7 +741,7 @@
 </file>
 
 <file path=word/footer3.xml><?xml version="1.0" encoding="utf-8"?>
-<w:ftr xmlns:wpc="http://schemas.microsoft.com/office/word/2010/wordprocessingCanvas" xmlns:cx="http://schemas.microsoft.com/office/drawing/2014/chartex" xmlns:cx1="http://schemas.microsoft.com/office/drawing/2015/9/8/chartex" xmlns:cx2="http://schemas.microsoft.com/office/drawing/2015/10/21/chartex" xmlns:cx3="http://schemas.microsoft.com/office/drawing/2016/5/9/chartex" xmlns:cx4="http://schemas.microsoft.com/office/drawing/2016/5/10/chartex" xmlns:cx5="http://schemas.microsoft.com/office/drawing/2016/5/11/chartex" xmlns:cx6="http://schemas.microsoft.com/office/drawing/2016/5/12/chartex" xmlns:cx7="http://schemas.microsoft.com/office/drawing/2016/5/13/chartex" xmlns:cx8="http://schemas.microsoft.com/office/drawing/2016/5/14/chartex" xmlns:mc="http://schemas.openxmlformats.org/markup-compatibility/2006" xmlns:aink="http://schemas.microsoft.com/office/drawing/2016/ink" xmlns:am3d="http://schemas.microsoft.com/office/drawing/2017/model3d" xmlns:o="urn:schemas-microsoft-com:office:office" xmlns:oel="http://schemas.microsoft.com/office/2019/extlst" xmlns:r="http://schemas.openxmlformats.org/officeDocument/2006/relationships" xmlns:m="http://schemas.openxmlformats.org/officeDocument/2006/math" xmlns:v="urn:schemas-microsoft-com:vml" xmlns:wp14="http://schemas.microsoft.com/office/word/2010/wordprocessingDrawing" xmlns:wp="http://schemas.openxmlformats.org/drawingml/2006/wordprocessingDrawing" xmlns:w10="urn:schemas-microsoft-com:office:word" xmlns:w="http://schemas.openxmlformats.org/wordprocessingml/2006/main" xmlns:w14="http://schemas.microsoft.com/office/word/2010/wordml" xmlns:w15="http://schemas.microsoft.com/office/word/2012/wordml" xmlns:w16cex="http://schemas.microsoft.com/office/word/2018/wordml/cex" xmlns:w16cid="http://schemas.microsoft.com/office/word/2016/wordml/cid" xmlns:w16="http://schemas.microsoft.com/office/word/2018/wordml" xmlns:w16sdtdh="http://schemas.microsoft.com/office/word/2020/wordml/sdtdatahash" xmlns:w16se="http://schemas.microsoft.com/office/word/2015/wordml/symex" xmlns:wpg="http://schemas.microsoft.com/office/word/2010/wordprocessingGroup" xmlns:wpi="http://schemas.microsoft.com/office/word/2010/wordprocessingInk" xmlns:wne="http://schemas.microsoft.com/office/word/2006/wordml" xmlns:wps="http://schemas.microsoft.com/office/word/2010/wordprocessingShape" mc:Ignorable="w14 w15 w16se w16cid w16 w16cex w16sdtdh wp14">
+<w:ftr xmlns:wpc="http://schemas.microsoft.com/office/word/2010/wordprocessingCanvas" xmlns:cx="http://schemas.microsoft.com/office/drawing/2014/chartex" xmlns:cx1="http://schemas.microsoft.com/office/drawing/2015/9/8/chartex" xmlns:cx2="http://schemas.microsoft.com/office/drawing/2015/10/21/chartex" xmlns:cx3="http://schemas.microsoft.com/office/drawing/2016/5/9/chartex" xmlns:cx4="http://schemas.microsoft.com/office/drawing/2016/5/10/chartex" xmlns:cx5="http://schemas.microsoft.com/office/drawing/2016/5/11/chartex" xmlns:cx6="http://schemas.microsoft.com/office/drawing/2016/5/12/chartex" xmlns:cx7="http://schemas.microsoft.com/office/drawing/2016/5/13/chartex" xmlns:cx8="http://schemas.microsoft.com/office/drawing/2016/5/14/chartex" xmlns:mc="http://schemas.openxmlformats.org/markup-compatibility/2006" xmlns:aink="http://schemas.microsoft.com/office/drawing/2016/ink" xmlns:am3d="http://schemas.microsoft.com/office/drawing/2017/model3d" xmlns:o="urn:schemas-microsoft-com:office:office" xmlns:oel="http://schemas.microsoft.com/office/2019/extlst" xmlns:r="http://schemas.openxmlformats.org/officeDocument/2006/relationships" xmlns:m="http://schemas.openxmlformats.org/officeDocument/2006/math" xmlns:v="urn:schemas-microsoft-com:vml" xmlns:wp14="http://schemas.microsoft.com/office/word/2010/wordprocessingDrawing" xmlns:wp="http://schemas.openxmlformats.org/drawingml/2006/wordprocessingDrawing" xmlns:w10="urn:schemas-microsoft-com:office:word" xmlns:w="http://schemas.openxmlformats.org/wordprocessingml/2006/main" xmlns:w14="http://schemas.microsoft.com/office/word/2010/wordml" xmlns:w15="http://schemas.microsoft.com/office/word/2012/wordml" xmlns:w16cex="http://schemas.microsoft.com/office/word/2018/wordml/cex" xmlns:w16cid="http://schemas.microsoft.com/office/word/2016/wordml/cid" xmlns:w16="http://schemas.microsoft.com/office/word/2018/wordml" xmlns:w16du="http://schemas.microsoft.com/office/word/2023/wordml/word16du" xmlns:w16sdtdh="http://schemas.microsoft.com/office/word/2020/wordml/sdtdatahash" xmlns:w16sdtfl="http://schemas.microsoft.com/office/word/2024/wordml/sdtformatlock" xmlns:w16se="http://schemas.microsoft.com/office/word/2015/wordml/symex" xmlns:wpg="http://schemas.microsoft.com/office/word/2010/wordprocessingGroup" xmlns:wpi="http://schemas.microsoft.com/office/word/2010/wordprocessingInk" xmlns:wne="http://schemas.microsoft.com/office/word/2006/wordml" xmlns:wps="http://schemas.microsoft.com/office/word/2010/wordprocessingShape" mc:Ignorable="w14 w15 w16se w16cid w16 w16cex w16sdtdh w16sdtfl w16du wp14">
   <w:p>
     <w:pPr>
       <w:pStyle w:val="Footer"/>
@@ -651,7 +751,7 @@
 </file>
 
 <file path=word/footnotes.xml><?xml version="1.0" encoding="utf-8"?>
-<w:footnotes xmlns:wpc="http://schemas.microsoft.com/office/word/2010/wordprocessingCanvas" xmlns:cx="http://schemas.microsoft.com/office/drawing/2014/chartex" xmlns:cx1="http://schemas.microsoft.com/office/drawing/2015/9/8/chartex" xmlns:cx2="http://schemas.microsoft.com/office/drawing/2015/10/21/chartex" xmlns:cx3="http://schemas.microsoft.com/office/drawing/2016/5/9/chartex" xmlns:cx4="http://schemas.microsoft.com/office/drawing/2016/5/10/chartex" xmlns:cx5="http://schemas.microsoft.com/office/drawing/2016/5/11/chartex" xmlns:cx6="http://schemas.microsoft.com/office/drawing/2016/5/12/chartex" xmlns:cx7="http://schemas.microsoft.com/office/drawing/2016/5/13/chartex" xmlns:cx8="http://schemas.microsoft.com/office/drawing/2016/5/14/chartex" xmlns:mc="http://schemas.openxmlformats.org/markup-compatibility/2006" xmlns:aink="http://schemas.microsoft.com/office/drawing/2016/ink" xmlns:am3d="http://schemas.microsoft.com/office/drawing/2017/model3d" xmlns:o="urn:schemas-microsoft-com:office:office" xmlns:oel="http://schemas.microsoft.com/office/2019/extlst" xmlns:r="http://schemas.openxmlformats.org/officeDocument/2006/relationships" xmlns:m="http://schemas.openxmlformats.org/officeDocument/2006/math" xmlns:v="urn:schemas-microsoft-com:vml" xmlns:wp14="http://schemas.microsoft.com/office/word/2010/wordprocessingDrawing" xmlns:wp="http://schemas.openxmlformats.org/drawingml/2006/wordprocessingDrawing" xmlns:w10="urn:schemas-microsoft-com:office:word" xmlns:w="http://schemas.openxmlformats.org/wordprocessingml/2006/main" xmlns:w14="http://schemas.microsoft.com/office/word/2010/wordml" xmlns:w15="http://schemas.microsoft.com/office/word/2012/wordml" xmlns:w16cex="http://schemas.microsoft.com/office/word/2018/wordml/cex" xmlns:w16cid="http://schemas.microsoft.com/office/word/2016/wordml/cid" xmlns:w16="http://schemas.microsoft.com/office/word/2018/wordml" xmlns:w16sdtdh="http://schemas.microsoft.com/office/word/2020/wordml/sdtdatahash" xmlns:w16se="http://schemas.microsoft.com/office/word/2015/wordml/symex" xmlns:wpg="http://schemas.microsoft.com/office/word/2010/wordprocessingGroup" xmlns:wpi="http://schemas.microsoft.com/office/word/2010/wordprocessingInk" xmlns:wne="http://schemas.microsoft.com/office/word/2006/wordml" xmlns:wps="http://schemas.microsoft.com/office/word/2010/wordprocessingShape" mc:Ignorable="w14 w15 w16se w16cid w16 w16cex w16sdtdh wp14">
+<w:footnotes xmlns:wpc="http://schemas.microsoft.com/office/word/2010/wordprocessingCanvas" xmlns:cx="http://schemas.microsoft.com/office/drawing/2014/chartex" xmlns:cx1="http://schemas.microsoft.com/office/drawing/2015/9/8/chartex" xmlns:cx2="http://schemas.microsoft.com/office/drawing/2015/10/21/chartex" xmlns:cx3="http://schemas.microsoft.com/office/drawing/2016/5/9/chartex" xmlns:cx4="http://schemas.microsoft.com/office/drawing/2016/5/10/chartex" xmlns:cx5="http://schemas.microsoft.com/office/drawing/2016/5/11/chartex" xmlns:cx6="http://schemas.microsoft.com/office/drawing/2016/5/12/chartex" xmlns:cx7="http://schemas.microsoft.com/office/drawing/2016/5/13/chartex" xmlns:cx8="http://schemas.microsoft.com/office/drawing/2016/5/14/chartex" xmlns:mc="http://schemas.openxmlformats.org/markup-compatibility/2006" xmlns:aink="http://schemas.microsoft.com/office/drawing/2016/ink" xmlns:am3d="http://schemas.microsoft.com/office/drawing/2017/model3d" xmlns:o="urn:schemas-microsoft-com:office:office" xmlns:oel="http://schemas.microsoft.com/office/2019/extlst" xmlns:r="http://schemas.openxmlformats.org/officeDocument/2006/relationships" xmlns:m="http://schemas.openxmlformats.org/officeDocument/2006/math" xmlns:v="urn:schemas-microsoft-com:vml" xmlns:wp14="http://schemas.microsoft.com/office/word/2010/wordprocessingDrawing" xmlns:wp="http://schemas.openxmlformats.org/drawingml/2006/wordprocessingDrawing" xmlns:w10="urn:schemas-microsoft-com:office:word" xmlns:w="http://schemas.openxmlformats.org/wordprocessingml/2006/main" xmlns:w14="http://schemas.microsoft.com/office/word/2010/wordml" xmlns:w15="http://schemas.microsoft.com/office/word/2012/wordml" xmlns:w16cex="http://schemas.microsoft.com/office/word/2018/wordml/cex" xmlns:w16cid="http://schemas.microsoft.com/office/word/2016/wordml/cid" xmlns:w16="http://schemas.microsoft.com/office/word/2018/wordml" xmlns:w16du="http://schemas.microsoft.com/office/word/2023/wordml/word16du" xmlns:w16sdtdh="http://schemas.microsoft.com/office/word/2020/wordml/sdtdatahash" xmlns:w16sdtfl="http://schemas.microsoft.com/office/word/2024/wordml/sdtformatlock" xmlns:w16se="http://schemas.microsoft.com/office/word/2015/wordml/symex" xmlns:wpg="http://schemas.microsoft.com/office/word/2010/wordprocessingGroup" xmlns:wpi="http://schemas.microsoft.com/office/word/2010/wordprocessingInk" xmlns:wne="http://schemas.microsoft.com/office/word/2006/wordml" xmlns:wps="http://schemas.microsoft.com/office/word/2010/wordprocessingShape" mc:Ignorable="w14 w15 w16se w16cid w16 w16cex w16sdtdh w16sdtfl w16du wp14">
   <w:footnote w:type="separator" w:id="-1">
     <w:p>
       <w:pPr>
@@ -676,7 +776,7 @@
 </file>
 
 <file path=word/header1.xml><?xml version="1.0" encoding="utf-8"?>
-<w:hdr xmlns:wpc="http://schemas.microsoft.com/office/word/2010/wordprocessingCanvas" xmlns:cx="http://schemas.microsoft.com/office/drawing/2014/chartex" xmlns:cx1="http://schemas.microsoft.com/office/drawing/2015/9/8/chartex" xmlns:cx2="http://schemas.microsoft.com/office/drawing/2015/10/21/chartex" xmlns:cx3="http://schemas.microsoft.com/office/drawing/2016/5/9/chartex" xmlns:cx4="http://schemas.microsoft.com/office/drawing/2016/5/10/chartex" xmlns:cx5="http://schemas.microsoft.com/office/drawing/2016/5/11/chartex" xmlns:cx6="http://schemas.microsoft.com/office/drawing/2016/5/12/chartex" xmlns:cx7="http://schemas.microsoft.com/office/drawing/2016/5/13/chartex" xmlns:cx8="http://schemas.microsoft.com/office/drawing/2016/5/14/chartex" xmlns:mc="http://schemas.openxmlformats.org/markup-compatibility/2006" xmlns:aink="http://schemas.microsoft.com/office/drawing/2016/ink" xmlns:am3d="http://schemas.microsoft.com/office/drawing/2017/model3d" xmlns:o="urn:schemas-microsoft-com:office:office" xmlns:oel="http://schemas.microsoft.com/office/2019/extlst" xmlns:r="http://schemas.openxmlformats.org/officeDocument/2006/relationships" xmlns:m="http://schemas.openxmlformats.org/officeDocument/2006/math" xmlns:v="urn:schemas-microsoft-com:vml" xmlns:wp14="http://schemas.microsoft.com/office/word/2010/wordprocessingDrawing" xmlns:wp="http://schemas.openxmlformats.org/drawingml/2006/wordprocessingDrawing" xmlns:w10="urn:schemas-microsoft-com:office:word" xmlns:w="http://schemas.openxmlformats.org/wordprocessingml/2006/main" xmlns:w14="http://schemas.microsoft.com/office/word/2010/wordml" xmlns:w15="http://schemas.microsoft.com/office/word/2012/wordml" xmlns:w16cex="http://schemas.microsoft.com/office/word/2018/wordml/cex" xmlns:w16cid="http://schemas.microsoft.com/office/word/2016/wordml/cid" xmlns:w16="http://schemas.microsoft.com/office/word/2018/wordml" xmlns:w16sdtdh="http://schemas.microsoft.com/office/word/2020/wordml/sdtdatahash" xmlns:w16se="http://schemas.microsoft.com/office/word/2015/wordml/symex" xmlns:wpg="http://schemas.microsoft.com/office/word/2010/wordprocessingGroup" xmlns:wpi="http://schemas.microsoft.com/office/word/2010/wordprocessingInk" xmlns:wne="http://schemas.microsoft.com/office/word/2006/wordml" xmlns:wps="http://schemas.microsoft.com/office/word/2010/wordprocessingShape" mc:Ignorable="w14 w15 w16se w16cid w16 w16cex w16sdtdh wp14">
+<w:hdr xmlns:wpc="http://schemas.microsoft.com/office/word/2010/wordprocessingCanvas" xmlns:cx="http://schemas.microsoft.com/office/drawing/2014/chartex" xmlns:cx1="http://schemas.microsoft.com/office/drawing/2015/9/8/chartex" xmlns:cx2="http://schemas.microsoft.com/office/drawing/2015/10/21/chartex" xmlns:cx3="http://schemas.microsoft.com/office/drawing/2016/5/9/chartex" xmlns:cx4="http://schemas.microsoft.com/office/drawing/2016/5/10/chartex" xmlns:cx5="http://schemas.microsoft.com/office/drawing/2016/5/11/chartex" xmlns:cx6="http://schemas.microsoft.com/office/drawing/2016/5/12/chartex" xmlns:cx7="http://schemas.microsoft.com/office/drawing/2016/5/13/chartex" xmlns:cx8="http://schemas.microsoft.com/office/drawing/2016/5/14/chartex" xmlns:mc="http://schemas.openxmlformats.org/markup-compatibility/2006" xmlns:aink="http://schemas.microsoft.com/office/drawing/2016/ink" xmlns:am3d="http://schemas.microsoft.com/office/drawing/2017/model3d" xmlns:o="urn:schemas-microsoft-com:office:office" xmlns:oel="http://schemas.microsoft.com/office/2019/extlst" xmlns:r="http://schemas.openxmlformats.org/officeDocument/2006/relationships" xmlns:m="http://schemas.openxmlformats.org/officeDocument/2006/math" xmlns:v="urn:schemas-microsoft-com:vml" xmlns:wp14="http://schemas.microsoft.com/office/word/2010/wordprocessingDrawing" xmlns:wp="http://schemas.openxmlformats.org/drawingml/2006/wordprocessingDrawing" xmlns:w10="urn:schemas-microsoft-com:office:word" xmlns:w="http://schemas.openxmlformats.org/wordprocessingml/2006/main" xmlns:w14="http://schemas.microsoft.com/office/word/2010/wordml" xmlns:w15="http://schemas.microsoft.com/office/word/2012/wordml" xmlns:w16cex="http://schemas.microsoft.com/office/word/2018/wordml/cex" xmlns:w16cid="http://schemas.microsoft.com/office/word/2016/wordml/cid" xmlns:w16="http://schemas.microsoft.com/office/word/2018/wordml" xmlns:w16du="http://schemas.microsoft.com/office/word/2023/wordml/word16du" xmlns:w16sdtdh="http://schemas.microsoft.com/office/word/2020/wordml/sdtdatahash" xmlns:w16sdtfl="http://schemas.microsoft.com/office/word/2024/wordml/sdtformatlock" xmlns:w16se="http://schemas.microsoft.com/office/word/2015/wordml/symex" xmlns:wpg="http://schemas.microsoft.com/office/word/2010/wordprocessingGroup" xmlns:wpi="http://schemas.microsoft.com/office/word/2010/wordprocessingInk" xmlns:wne="http://schemas.microsoft.com/office/word/2006/wordml" xmlns:wps="http://schemas.microsoft.com/office/word/2010/wordprocessingShape" mc:Ignorable="w14 w15 w16se w16cid w16 w16cex w16sdtdh w16sdtfl w16du wp14">
   <w:p>
     <w:pPr>
       <w:pStyle w:val="Header"/>
@@ -686,7 +786,7 @@
 </file>
 
 <file path=word/header2.xml><?xml version="1.0" encoding="utf-8"?>
-<w:hdr xmlns:wpc="http://schemas.microsoft.com/office/word/2010/wordprocessingCanvas" xmlns:cx="http://schemas.microsoft.com/office/drawing/2014/chartex" xmlns:cx1="http://schemas.microsoft.com/office/drawing/2015/9/8/chartex" xmlns:cx2="http://schemas.microsoft.com/office/drawing/2015/10/21/chartex" xmlns:cx3="http://schemas.microsoft.com/office/drawing/2016/5/9/chartex" xmlns:cx4="http://schemas.microsoft.com/office/drawing/2016/5/10/chartex" xmlns:cx5="http://schemas.microsoft.com/office/drawing/2016/5/11/chartex" xmlns:cx6="http://schemas.microsoft.com/office/drawing/2016/5/12/chartex" xmlns:cx7="http://schemas.microsoft.com/office/drawing/2016/5/13/chartex" xmlns:cx8="http://schemas.microsoft.com/office/drawing/2016/5/14/chartex" xmlns:mc="http://schemas.openxmlformats.org/markup-compatibility/2006" xmlns:aink="http://schemas.microsoft.com/office/drawing/2016/ink" xmlns:am3d="http://schemas.microsoft.com/office/drawing/2017/model3d" xmlns:o="urn:schemas-microsoft-com:office:office" xmlns:oel="http://schemas.microsoft.com/office/2019/extlst" xmlns:r="http://schemas.openxmlformats.org/officeDocument/2006/relationships" xmlns:m="http://schemas.openxmlformats.org/officeDocument/2006/math" xmlns:v="urn:schemas-microsoft-com:vml" xmlns:wp14="http://schemas.microsoft.com/office/word/2010/wordprocessingDrawing" xmlns:wp="http://schemas.openxmlformats.org/drawingml/2006/wordprocessingDrawing" xmlns:w10="urn:schemas-microsoft-com:office:word" xmlns:w="http://schemas.openxmlformats.org/wordprocessingml/2006/main" xmlns:w14="http://schemas.microsoft.com/office/word/2010/wordml" xmlns:w15="http://schemas.microsoft.com/office/word/2012/wordml" xmlns:w16cex="http://schemas.microsoft.com/office/word/2018/wordml/cex" xmlns:w16cid="http://schemas.microsoft.com/office/word/2016/wordml/cid" xmlns:w16="http://schemas.microsoft.com/office/word/2018/wordml" xmlns:w16sdtdh="http://schemas.microsoft.com/office/word/2020/wordml/sdtdatahash" xmlns:w16se="http://schemas.microsoft.com/office/word/2015/wordml/symex" xmlns:wpg="http://schemas.microsoft.com/office/word/2010/wordprocessingGroup" xmlns:wpi="http://schemas.microsoft.com/office/word/2010/wordprocessingInk" xmlns:wne="http://schemas.microsoft.com/office/word/2006/wordml" xmlns:wps="http://schemas.microsoft.com/office/word/2010/wordprocessingShape" mc:Ignorable="w14 w15 w16se w16cid w16 w16cex w16sdtdh wp14">
+<w:hdr xmlns:wpc="http://schemas.microsoft.com/office/word/2010/wordprocessingCanvas" xmlns:cx="http://schemas.microsoft.com/office/drawing/2014/chartex" xmlns:cx1="http://schemas.microsoft.com/office/drawing/2015/9/8/chartex" xmlns:cx2="http://schemas.microsoft.com/office/drawing/2015/10/21/chartex" xmlns:cx3="http://schemas.microsoft.com/office/drawing/2016/5/9/chartex" xmlns:cx4="http://schemas.microsoft.com/office/drawing/2016/5/10/chartex" xmlns:cx5="http://schemas.microsoft.com/office/drawing/2016/5/11/chartex" xmlns:cx6="http://schemas.microsoft.com/office/drawing/2016/5/12/chartex" xmlns:cx7="http://schemas.microsoft.com/office/drawing/2016/5/13/chartex" xmlns:cx8="http://schemas.microsoft.com/office/drawing/2016/5/14/chartex" xmlns:mc="http://schemas.openxmlformats.org/markup-compatibility/2006" xmlns:aink="http://schemas.microsoft.com/office/drawing/2016/ink" xmlns:am3d="http://schemas.microsoft.com/office/drawing/2017/model3d" xmlns:o="urn:schemas-microsoft-com:office:office" xmlns:oel="http://schemas.microsoft.com/office/2019/extlst" xmlns:r="http://schemas.openxmlformats.org/officeDocument/2006/relationships" xmlns:m="http://schemas.openxmlformats.org/officeDocument/2006/math" xmlns:v="urn:schemas-microsoft-com:vml" xmlns:wp14="http://schemas.microsoft.com/office/word/2010/wordprocessingDrawing" xmlns:wp="http://schemas.openxmlformats.org/drawingml/2006/wordprocessingDrawing" xmlns:w10="urn:schemas-microsoft-com:office:word" xmlns:w="http://schemas.openxmlformats.org/wordprocessingml/2006/main" xmlns:w14="http://schemas.microsoft.com/office/word/2010/wordml" xmlns:w15="http://schemas.microsoft.com/office/word/2012/wordml" xmlns:w16cex="http://schemas.microsoft.com/office/word/2018/wordml/cex" xmlns:w16cid="http://schemas.microsoft.com/office/word/2016/wordml/cid" xmlns:w16="http://schemas.microsoft.com/office/word/2018/wordml" xmlns:w16du="http://schemas.microsoft.com/office/word/2023/wordml/word16du" xmlns:w16sdtdh="http://schemas.microsoft.com/office/word/2020/wordml/sdtdatahash" xmlns:w16sdtfl="http://schemas.microsoft.com/office/word/2024/wordml/sdtformatlock" xmlns:w16se="http://schemas.microsoft.com/office/word/2015/wordml/symex" xmlns:wpg="http://schemas.microsoft.com/office/word/2010/wordprocessingGroup" xmlns:wpi="http://schemas.microsoft.com/office/word/2010/wordprocessingInk" xmlns:wne="http://schemas.microsoft.com/office/word/2006/wordml" xmlns:wps="http://schemas.microsoft.com/office/word/2010/wordprocessingShape" mc:Ignorable="w14 w15 w16se w16cid w16 w16cex w16sdtdh w16sdtfl w16du wp14">
   <w:p>
     <w:pPr>
       <w:pStyle w:val="Header"/>
@@ -697,7 +797,7 @@
 </file>
 
 <file path=word/header3.xml><?xml version="1.0" encoding="utf-8"?>
-<w:hdr xmlns:wpc="http://schemas.microsoft.com/office/word/2010/wordprocessingCanvas" xmlns:cx="http://schemas.microsoft.com/office/drawing/2014/chartex" xmlns:cx1="http://schemas.microsoft.com/office/drawing/2015/9/8/chartex" xmlns:cx2="http://schemas.microsoft.com/office/drawing/2015/10/21/chartex" xmlns:cx3="http://schemas.microsoft.com/office/drawing/2016/5/9/chartex" xmlns:cx4="http://schemas.microsoft.com/office/drawing/2016/5/10/chartex" xmlns:cx5="http://schemas.microsoft.com/office/drawing/2016/5/11/chartex" xmlns:cx6="http://schemas.microsoft.com/office/drawing/2016/5/12/chartex" xmlns:cx7="http://schemas.microsoft.com/office/drawing/2016/5/13/chartex" xmlns:cx8="http://schemas.microsoft.com/office/drawing/2016/5/14/chartex" xmlns:mc="http://schemas.openxmlformats.org/markup-compatibility/2006" xmlns:aink="http://schemas.microsoft.com/office/drawing/2016/ink" xmlns:am3d="http://schemas.microsoft.com/office/drawing/2017/model3d" xmlns:o="urn:schemas-microsoft-com:office:office" xmlns:oel="http://schemas.microsoft.com/office/2019/extlst" xmlns:r="http://schemas.openxmlformats.org/officeDocument/2006/relationships" xmlns:m="http://schemas.openxmlformats.org/officeDocument/2006/math" xmlns:v="urn:schemas-microsoft-com:vml" xmlns:wp14="http://schemas.microsoft.com/office/word/2010/wordprocessingDrawing" xmlns:wp="http://schemas.openxmlformats.org/drawingml/2006/wordprocessingDrawing" xmlns:w10="urn:schemas-microsoft-com:office:word" xmlns:w="http://schemas.openxmlformats.org/wordprocessingml/2006/main" xmlns:w14="http://schemas.microsoft.com/office/word/2010/wordml" xmlns:w15="http://schemas.microsoft.com/office/word/2012/wordml" xmlns:w16cex="http://schemas.microsoft.com/office/word/2018/wordml/cex" xmlns:w16cid="http://schemas.microsoft.com/office/word/2016/wordml/cid" xmlns:w16="http://schemas.microsoft.com/office/word/2018/wordml" xmlns:w16sdtdh="http://schemas.microsoft.com/office/word/2020/wordml/sdtdatahash" xmlns:w16se="http://schemas.microsoft.com/office/word/2015/wordml/symex" xmlns:wpg="http://schemas.microsoft.com/office/word/2010/wordprocessingGroup" xmlns:wpi="http://schemas.microsoft.com/office/word/2010/wordprocessingInk" xmlns:wne="http://schemas.microsoft.com/office/word/2006/wordml" xmlns:wps="http://schemas.microsoft.com/office/word/2010/wordprocessingShape" mc:Ignorable="w14 w15 w16se w16cid w16 w16cex w16sdtdh wp14">
+<w:hdr xmlns:wpc="http://schemas.microsoft.com/office/word/2010/wordprocessingCanvas" xmlns:cx="http://schemas.microsoft.com/office/drawing/2014/chartex" xmlns:cx1="http://schemas.microsoft.com/office/drawing/2015/9/8/chartex" xmlns:cx2="http://schemas.microsoft.com/office/drawing/2015/10/21/chartex" xmlns:cx3="http://schemas.microsoft.com/office/drawing/2016/5/9/chartex" xmlns:cx4="http://schemas.microsoft.com/office/drawing/2016/5/10/chartex" xmlns:cx5="http://schemas.microsoft.com/office/drawing/2016/5/11/chartex" xmlns:cx6="http://schemas.microsoft.com/office/drawing/2016/5/12/chartex" xmlns:cx7="http://schemas.microsoft.com/office/drawing/2016/5/13/chartex" xmlns:cx8="http://schemas.microsoft.com/office/drawing/2016/5/14/chartex" xmlns:mc="http://schemas.openxmlformats.org/markup-compatibility/2006" xmlns:aink="http://schemas.microsoft.com/office/drawing/2016/ink" xmlns:am3d="http://schemas.microsoft.com/office/drawing/2017/model3d" xmlns:o="urn:schemas-microsoft-com:office:office" xmlns:oel="http://schemas.microsoft.com/office/2019/extlst" xmlns:r="http://schemas.openxmlformats.org/officeDocument/2006/relationships" xmlns:m="http://schemas.openxmlformats.org/officeDocument/2006/math" xmlns:v="urn:schemas-microsoft-com:vml" xmlns:wp14="http://schemas.microsoft.com/office/word/2010/wordprocessingDrawing" xmlns:wp="http://schemas.openxmlformats.org/drawingml/2006/wordprocessingDrawing" xmlns:w10="urn:schemas-microsoft-com:office:word" xmlns:w="http://schemas.openxmlformats.org/wordprocessingml/2006/main" xmlns:w14="http://schemas.microsoft.com/office/word/2010/wordml" xmlns:w15="http://schemas.microsoft.com/office/word/2012/wordml" xmlns:w16cex="http://schemas.microsoft.com/office/word/2018/wordml/cex" xmlns:w16cid="http://schemas.microsoft.com/office/word/2016/wordml/cid" xmlns:w16="http://schemas.microsoft.com/office/word/2018/wordml" xmlns:w16du="http://schemas.microsoft.com/office/word/2023/wordml/word16du" xmlns:w16sdtdh="http://schemas.microsoft.com/office/word/2020/wordml/sdtdatahash" xmlns:w16sdtfl="http://schemas.microsoft.com/office/word/2024/wordml/sdtformatlock" xmlns:w16se="http://schemas.microsoft.com/office/word/2015/wordml/symex" xmlns:wpg="http://schemas.microsoft.com/office/word/2010/wordprocessingGroup" xmlns:wpi="http://schemas.microsoft.com/office/word/2010/wordprocessingInk" xmlns:wne="http://schemas.microsoft.com/office/word/2006/wordml" xmlns:wps="http://schemas.microsoft.com/office/word/2010/wordprocessingShape" mc:Ignorable="w14 w15 w16se w16cid w16 w16cex w16sdtdh w16sdtfl w16du wp14">
   <w:p>
     <w:pPr>
       <w:pStyle w:val="Header"/>
@@ -706,7 +806,7 @@
     <w:r>
       <w:tab/>
       <w:tab/>
-      <w:t>2026-06-17</w:t>
+      <w:t>2026-06-18</w:t>
       <w:br/>
       <w:br/>
     </w:r>
@@ -723,7 +823,7 @@
 </file>
 
 <file path=word/numbering.xml><?xml version="1.0" encoding="utf-8"?>
-<w:numbering xmlns:wpc="http://schemas.microsoft.com/office/word/2010/wordprocessingCanvas" xmlns:cx="http://schemas.microsoft.com/office/drawing/2014/chartex" xmlns:cx1="http://schemas.microsoft.com/office/drawing/2015/9/8/chartex" xmlns:cx2="http://schemas.microsoft.com/office/drawing/2015/10/21/chartex" xmlns:cx3="http://schemas.microsoft.com/office/drawing/2016/5/9/chartex" xmlns:cx4="http://schemas.microsoft.com/office/drawing/2016/5/10/chartex" xmlns:cx5="http://schemas.microsoft.com/office/drawing/2016/5/11/chartex" xmlns:cx6="http://schemas.microsoft.com/office/drawing/2016/5/12/chartex" xmlns:cx7="http://schemas.microsoft.com/office/drawing/2016/5/13/chartex" xmlns:cx8="http://schemas.microsoft.com/office/drawing/2016/5/14/chartex" xmlns:mc="http://schemas.openxmlformats.org/markup-compatibility/2006" xmlns:aink="http://schemas.microsoft.com/office/drawing/2016/ink" xmlns:am3d="http://schemas.microsoft.com/office/drawing/2017/model3d" xmlns:o="urn:schemas-microsoft-com:office:office" xmlns:oel="http://schemas.microsoft.com/office/2019/extlst" xmlns:r="http://schemas.openxmlformats.org/officeDocument/2006/relationships" xmlns:m="http://schemas.openxmlformats.org/officeDocument/2006/math" xmlns:v="urn:schemas-microsoft-com:vml" xmlns:wp14="http://schemas.microsoft.com/office/word/2010/wordprocessingDrawing" xmlns:wp="http://schemas.openxmlformats.org/drawingml/2006/wordprocessingDrawing" xmlns:w10="urn:schemas-microsoft-com:office:word" xmlns:w="http://schemas.openxmlformats.org/wordprocessingml/2006/main" xmlns:w14="http://schemas.microsoft.com/office/word/2010/wordml" xmlns:w15="http://schemas.microsoft.com/office/word/2012/wordml" xmlns:w16cex="http://schemas.microsoft.com/office/word/2018/wordml/cex" xmlns:w16cid="http://schemas.microsoft.com/office/word/2016/wordml/cid" xmlns:w16="http://schemas.microsoft.com/office/word/2018/wordml" xmlns:w16sdtdh="http://schemas.microsoft.com/office/word/2020/wordml/sdtdatahash" xmlns:w16se="http://schemas.microsoft.com/office/word/2015/wordml/symex" xmlns:wpg="http://schemas.microsoft.com/office/word/2010/wordprocessingGroup" xmlns:wpi="http://schemas.microsoft.com/office/word/2010/wordprocessingInk" xmlns:wne="http://schemas.microsoft.com/office/word/2006/wordml" xmlns:wps="http://schemas.microsoft.com/office/word/2010/wordprocessingShape" mc:Ignorable="w14 w15 w16se w16cid w16 w16cex w16sdtdh wp14">
+<w:numbering xmlns:wpc="http://schemas.microsoft.com/office/word/2010/wordprocessingCanvas" xmlns:cx="http://schemas.microsoft.com/office/drawing/2014/chartex" xmlns:cx1="http://schemas.microsoft.com/office/drawing/2015/9/8/chartex" xmlns:cx2="http://schemas.microsoft.com/office/drawing/2015/10/21/chartex" xmlns:cx3="http://schemas.microsoft.com/office/drawing/2016/5/9/chartex" xmlns:cx4="http://schemas.microsoft.com/office/drawing/2016/5/10/chartex" xmlns:cx5="http://schemas.microsoft.com/office/drawing/2016/5/11/chartex" xmlns:cx6="http://schemas.microsoft.com/office/drawing/2016/5/12/chartex" xmlns:cx7="http://schemas.microsoft.com/office/drawing/2016/5/13/chartex" xmlns:cx8="http://schemas.microsoft.com/office/drawing/2016/5/14/chartex" xmlns:mc="http://schemas.openxmlformats.org/markup-compatibility/2006" xmlns:aink="http://schemas.microsoft.com/office/drawing/2016/ink" xmlns:am3d="http://schemas.microsoft.com/office/drawing/2017/model3d" xmlns:o="urn:schemas-microsoft-com:office:office" xmlns:oel="http://schemas.microsoft.com/office/2019/extlst" xmlns:r="http://schemas.openxmlformats.org/officeDocument/2006/relationships" xmlns:m="http://schemas.openxmlformats.org/officeDocument/2006/math" xmlns:v="urn:schemas-microsoft-com:vml" xmlns:wp14="http://schemas.microsoft.com/office/word/2010/wordprocessingDrawing" xmlns:wp="http://schemas.openxmlformats.org/drawingml/2006/wordprocessingDrawing" xmlns:w10="urn:schemas-microsoft-com:office:word" xmlns:w="http://schemas.openxmlformats.org/wordprocessingml/2006/main" xmlns:w14="http://schemas.microsoft.com/office/word/2010/wordml" xmlns:w15="http://schemas.microsoft.com/office/word/2012/wordml" xmlns:w16cex="http://schemas.microsoft.com/office/word/2018/wordml/cex" xmlns:w16cid="http://schemas.microsoft.com/office/word/2016/wordml/cid" xmlns:w16="http://schemas.microsoft.com/office/word/2018/wordml" xmlns:w16du="http://schemas.microsoft.com/office/word/2023/wordml/word16du" xmlns:w16sdtdh="http://schemas.microsoft.com/office/word/2020/wordml/sdtdatahash" xmlns:w16sdtfl="http://schemas.microsoft.com/office/word/2024/wordml/sdtformatlock" xmlns:w16se="http://schemas.microsoft.com/office/word/2015/wordml/symex" xmlns:wpg="http://schemas.microsoft.com/office/word/2010/wordprocessingGroup" xmlns:wpi="http://schemas.microsoft.com/office/word/2010/wordprocessingInk" xmlns:wne="http://schemas.microsoft.com/office/word/2006/wordml" xmlns:wps="http://schemas.microsoft.com/office/word/2010/wordprocessingShape" mc:Ignorable="w14 w15 w16se w16cid w16 w16cex w16sdtdh w16sdtfl w16du wp14">
   <w:abstractNum w:abstractNumId="0" w15:restartNumberingAfterBreak="0">
     <w:nsid w:val="FFFFFF7C"/>
     <w:multiLevelType w:val="singleLevel"/>
@@ -926,7 +1026,7 @@
 </file>
 
 <file path=word/styles.xml><?xml version="1.0" encoding="utf-8"?>
-<w:styles xmlns:mc="http://schemas.openxmlformats.org/markup-compatibility/2006" xmlns:r="http://schemas.openxmlformats.org/officeDocument/2006/relationships" xmlns:w="http://schemas.openxmlformats.org/wordprocessingml/2006/main" xmlns:w14="http://schemas.microsoft.com/office/word/2010/wordml" xmlns:w15="http://schemas.microsoft.com/office/word/2012/wordml" xmlns:w16cex="http://schemas.microsoft.com/office/word/2018/wordml/cex" xmlns:w16cid="http://schemas.microsoft.com/office/word/2016/wordml/cid" xmlns:w16="http://schemas.microsoft.com/office/word/2018/wordml" xmlns:w16sdtdh="http://schemas.microsoft.com/office/word/2020/wordml/sdtdatahash" xmlns:w16se="http://schemas.microsoft.com/office/word/2015/wordml/symex" mc:Ignorable="w14 w15 w16se w16cid w16 w16cex w16sdtdh">
+<w:styles xmlns:mc="http://schemas.openxmlformats.org/markup-compatibility/2006" xmlns:r="http://schemas.openxmlformats.org/officeDocument/2006/relationships" xmlns:w="http://schemas.openxmlformats.org/wordprocessingml/2006/main" xmlns:w14="http://schemas.microsoft.com/office/word/2010/wordml" xmlns:w15="http://schemas.microsoft.com/office/word/2012/wordml" xmlns:w16cex="http://schemas.microsoft.com/office/word/2018/wordml/cex" xmlns:w16cid="http://schemas.microsoft.com/office/word/2016/wordml/cid" xmlns:w16="http://schemas.microsoft.com/office/word/2018/wordml" xmlns:w16du="http://schemas.microsoft.com/office/word/2023/wordml/word16du" xmlns:w16sdtdh="http://schemas.microsoft.com/office/word/2020/wordml/sdtdatahash" xmlns:w16sdtfl="http://schemas.microsoft.com/office/word/2024/wordml/sdtformatlock" xmlns:w16se="http://schemas.microsoft.com/office/word/2015/wordml/symex" mc:Ignorable="w14 w15 w16se w16cid w16 w16cex w16sdtdh w16sdtfl w16du">
   <w:docDefaults>
     <w:rPrDefault>
       <w:rPr>
@@ -1684,7 +1784,7 @@
     <w:link w:val="TitleChar"/>
     <w:uiPriority w:val="10"/>
     <w:qFormat/>
-    <w:rsid w:val="007106C8"/>
+    <w:rsid w:val="00E854FA"/>
     <w:pPr>
       <w:spacing w:after="300" w:line="240" w:lineRule="auto"/>
       <w:contextualSpacing/>
@@ -1694,7 +1794,7 @@
       <w:rFonts w:eastAsiaTheme="majorEastAsia" w:cstheme="majorBidi"/>
       <w:spacing w:val="5"/>
       <w:kern w:val="28"/>
-      <w:sz w:val="52"/>
+      <w:sz w:val="40"/>
       <w:szCs w:val="52"/>
       <w:lang w:val="sv-SE" w:eastAsia="en-US" w:bidi="ar-SA"/>
     </w:rPr>
@@ -1704,12 +1804,12 @@
     <w:basedOn w:val="DefaultParagraphFont"/>
     <w:link w:val="Title"/>
     <w:uiPriority w:val="10"/>
-    <w:rsid w:val="007106C8"/>
+    <w:rsid w:val="00E854FA"/>
     <w:rPr>
       <w:rFonts w:ascii="Times New Roman" w:eastAsiaTheme="majorEastAsia" w:hAnsi="Times New Roman" w:cstheme="majorBidi"/>
       <w:spacing w:val="5"/>
       <w:kern w:val="28"/>
-      <w:sz w:val="52"/>
+      <w:sz w:val="40"/>
       <w:szCs w:val="52"/>
       <w:lang w:val="sv-SE" w:eastAsia="en-US" w:bidi="ar-SA"/>
     </w:rPr>

--- a/klagomål/A 17666-2026 FSC-klagomål.docx
+++ b/klagomål/A 17666-2026 FSC-klagomål.docx
@@ -806,7 +806,7 @@
     <w:r>
       <w:tab/>
       <w:tab/>
-      <w:t>2026-06-18</w:t>
+      <w:t>2026-06-19</w:t>
       <w:br/>
       <w:br/>
     </w:r>

--- a/klagomål/A 17666-2026 FSC-klagomål.docx
+++ b/klagomål/A 17666-2026 FSC-klagomål.docx
@@ -806,7 +806,7 @@
     <w:r>
       <w:tab/>
       <w:tab/>
-      <w:t>2026-06-19</w:t>
+      <w:t>2026-06-20</w:t>
       <w:br/>
       <w:br/>
     </w:r>

--- a/klagomål/A 17666-2026 FSC-klagomål.docx
+++ b/klagomål/A 17666-2026 FSC-klagomål.docx
@@ -168,38 +168,7 @@
     </w:p>
     <w:p>
       <w:r>
-        <w:t>Detta dokument behandlar höga naturvärden i avverkningsanmälan A 17666-2026 i Timrå kommun som inkom 2026-04-08 och omfattar 7,4 ha.</w:t>
-      </w:r>
-    </w:p>
-    <w:p>
-      <w:r>
-        <w:t>Nedan presenteras fynd av naturvårdsarter och fridlysta arter som gjorts i det avverkningsanmälda området, samt relevanta utdrag ur standarderna för FSC, Chain of Custody, Controlled Wood och PEFC.</w:t>
-      </w:r>
-    </w:p>
-    <w:p>
-      <w:r>
-        <w:t>Vi förväntar oss att ni återkommer med ett skriftligt svar på vårt klagomål och även beskriver vilka korrigerande åtgärder ni satt in för att rätta till identifierade brister i er efterlevnad av den svenska FSC standarden.</w:t>
-      </w:r>
-    </w:p>
-    <w:p>
-      <w:pPr>
-        <w:pStyle w:val="Heading1"/>
-      </w:pPr>
-      <w:r>
-        <w:t>Naturvårdsarter</w:t>
-      </w:r>
-    </w:p>
-    <w:p>
-      <w:r>
-        <w:t>I och inom 16 meter från avverkningsanmälan har följande 10 naturvårdsarter hittats: bergviol (EN, §8), storspov (EN, §4), sanddraba (VU), silverblåvinge (VU), desmeknopp (NT), gullpudra (NT, T), sandviol (NT), skuggviol (NT, T), vitfläckig guldvinge (NT) och ögonpyrola (S, T). Av dessa är 9 rödlistade. För rödlistade arter har rödlistekategorin angivits inom parentes. Arter som är signalarter enligt Skogsstyrelsen har markerats med (S). Typiska arter inom Natura 2000 som är kopplade till skogsekosystem har markerats med (T). För fridlysta arter anges även paragrafen i Artskyddsförordningen som arten är fridlyst enligt.</w:t>
-      </w:r>
-    </w:p>
-    <w:p>
-      <w:r>
-        <w:t>De påträffade naturvårdsarterna är ett tydligt kvitto på att det rör sig om en skog med höga naturvärden.</w:t>
-      </w:r>
-      <w:r>
-        <w:t xml:space="preserve"> I Figur 1 visas fyndplatser för naturvårdsarter i området, som finns registrerade på Artportalen.</w:t>
+        <w:t>Detta klagomål behandlar höga naturvärden i avverkningsanmälan A 17666-2026 i Timrå kommun som inkom 2026-04-08 och omfattar 7,4 ha.</w:t>
       </w:r>
     </w:p>
     <w:p>
@@ -247,34 +216,35 @@
         <w:spacing w:after="240"/>
       </w:pPr>
       <w:r>
-        <w:t>Figur 1. Fyndplatser för naturvårdsarter i och inom 16 meter från avverkningsanmälan (röd linje). Markörer utan svart kant är placerade på fyndplatsen. Markörer med svart kant är placerade vid sidan av fyndplatsen och har ett svart streck som visar fyndplatsens exakta position. Kartans mittpunktskoordinat är N 6935011, E 627571 i SWEREF 99 TM.</w:t>
+        <w:t>Figur 1. Fyndplatser för naturvårdsarter i och inom 16 meter från avverkningsanmälan. Markörer utan svart kant är placerade på fyndplatsen. Markörer med svart kant är placerade vid sidan av fyndplatsen har ett svart streck som visar fyndplatsens exakta position. Kartans mittpunktskoordinat är N 6935011, E 627571 i SWEREF 99 TM.</w:t>
+      </w:r>
+    </w:p>
+    <w:p>
+      <w:r>
+        <w:t>I och inom 16 meter från avverkningsanmälan finns fynd av 10 naturvårdsarter, varav 9 är rödlistade, 2 är fridlysta, 3 är typiska (T) och 1 är signalart (S): bergviol (EN, §8), storspov (EN, §4), sanddraba (VU), silverblåvinge (VU), desmeknopp (NT), gullpudra (NT, T), sandviol (NT), skuggviol (NT, T), vitfläckig guldvinge (NT) och ögonpyrola (S, T). Se Figur 1.</w:t>
+      </w:r>
+    </w:p>
+    <w:p>
+      <w:r>
+        <w:t>Nedan presenteras relevanta utdrag ur standarderna för FSC, Chain of Custody, Controlled Wood och PEFC.</w:t>
+      </w:r>
+    </w:p>
+    <w:p>
+      <w:r>
+        <w:t>Vi förväntar oss att ni återkommer med ett skriftligt svar på vårt klagomål och även beskriver vilka korrigerande åtgärder ni satt in för att rätta till identifierade brister i er efterlevnad av den svenska FSC standarden.</w:t>
       </w:r>
     </w:p>
     <w:p>
       <w:pPr>
-        <w:pStyle w:val="Heading2"/>
+        <w:pStyle w:val="Heading1"/>
       </w:pPr>
       <w:r>
-        <w:t>Fridlysta arter</w:t>
+        <w:t>Naturvårdsarter och fridlysta arter</w:t>
       </w:r>
     </w:p>
     <w:p>
       <w:r>
-        <w:t>Följande fridlysta arter har sina livsmiljöer och växtplatser i den avverkningsanmälda skogen: bergviol (EN, §8) och storspov (EN, §4).</w:t>
-      </w:r>
-    </w:p>
-    <w:p>
-      <w:r>
-        <w:t xml:space="preserve">Observera att medlemsländerna är skyldiga att agera i enlighet med EU:s fågeldirektiv där det uttryckligen står att direktivet gäller för fåglar samt för deras ägg, bon och </w:t>
-      </w:r>
-      <w:r>
-        <w:rPr>
-          <w:b/>
-        </w:rPr>
-        <w:t xml:space="preserve">livsmiljöer </w:t>
-      </w:r>
-      <w:r>
-        <w:t>(artikel 1). Vidare att de åtgärder som vidtas inte får leda till en försämring av den nuvarande situationen beträffande bevarandet av de fågelarter som avses i artikel 1 (artikel 13). Fågeldirektivet är styrande för tillsynsansvariga myndigheters ärendehantering, ställningstaganden och beslutsfattande.</w:t>
+        <w:t>Nedan följer beskrivningar av de naturvårdsarter och fridlysta arter som har sina livsmiljöer och växtplatser i den avverkningsanmälda skogen. De påträffade naturvårdsarterna är ett tydligt kvitto på att det rör sig om en skog med höga naturvärden.</w:t>
       </w:r>
     </w:p>
     <w:p>
@@ -286,14 +256,6 @@
       </w:r>
       <w:r>
         <w:t xml:space="preserve"> är en starkt hotad och fridlyst art som minskat med 47% under åren 2004–2024. Den förekommer främst i Medelpad, samt på ett fåtal lokaler i Dalarna och Hälsingland. Den växer på solvarma platser i kustbygderna och utmed älvdalarna, främst på torra backar och i lövskogsdominerande solexponerade bergssluttningar. Arten är ljusberoende och i områden med bergviol bör en lövskogsinriktad skogsskötsel ske. Under de senaste 60 åren har minskningstakten uppgått till 50 (30–70) % (SLU Artdatabanken, 2026).</w:t>
-      </w:r>
-    </w:p>
-    <w:p>
-      <w:pPr>
-        <w:pStyle w:val="Heading2"/>
-      </w:pPr>
-      <w:r>
-        <w:t>Övriga naturvårdsarter</w:t>
       </w:r>
     </w:p>
     <w:p>
@@ -806,7 +768,7 @@
     <w:r>
       <w:tab/>
       <w:tab/>
-      <w:t>2026-06-20</w:t>
+      <w:t>2026-06-21</w:t>
       <w:br/>
       <w:br/>
     </w:r>

--- a/klagomål/A 17666-2026 FSC-klagomål.docx
+++ b/klagomål/A 17666-2026 FSC-klagomål.docx
@@ -768,7 +768,7 @@
     <w:r>
       <w:tab/>
       <w:tab/>
-      <w:t>2026-06-21</w:t>
+      <w:t>2026-06-22</w:t>
       <w:br/>
       <w:br/>
     </w:r>

--- a/klagomål/A 17666-2026 FSC-klagomål.docx
+++ b/klagomål/A 17666-2026 FSC-klagomål.docx
@@ -768,7 +768,7 @@
     <w:r>
       <w:tab/>
       <w:tab/>
-      <w:t>2026-06-22</w:t>
+      <w:t>2026-06-23</w:t>
       <w:br/>
       <w:br/>
     </w:r>

--- a/klagomål/A 17666-2026 FSC-klagomål.docx
+++ b/klagomål/A 17666-2026 FSC-klagomål.docx
@@ -768,7 +768,7 @@
     <w:r>
       <w:tab/>
       <w:tab/>
-      <w:t>2026-06-23</w:t>
+      <w:t>2026-06-24</w:t>
       <w:br/>
       <w:br/>
     </w:r>

--- a/klagomål/A 17666-2026 FSC-klagomål.docx
+++ b/klagomål/A 17666-2026 FSC-klagomål.docx
@@ -768,7 +768,7 @@
     <w:r>
       <w:tab/>
       <w:tab/>
-      <w:t>2026-06-24</w:t>
+      <w:t>2026-06-25</w:t>
       <w:br/>
       <w:br/>
     </w:r>

--- a/klagomål/A 17666-2026 FSC-klagomål.docx
+++ b/klagomål/A 17666-2026 FSC-klagomål.docx
@@ -768,7 +768,7 @@
     <w:r>
       <w:tab/>
       <w:tab/>
-      <w:t>2026-06-25</w:t>
+      <w:t>2026-06-26</w:t>
       <w:br/>
       <w:br/>
     </w:r>

--- a/klagomål/A 17666-2026 FSC-klagomål.docx
+++ b/klagomål/A 17666-2026 FSC-klagomål.docx
@@ -768,7 +768,7 @@
     <w:r>
       <w:tab/>
       <w:tab/>
-      <w:t>2026-06-26</w:t>
+      <w:t>2026-06-27</w:t>
       <w:br/>
       <w:br/>
     </w:r>

--- a/klagomål/A 17666-2026 FSC-klagomål.docx
+++ b/klagomål/A 17666-2026 FSC-klagomål.docx
@@ -768,7 +768,7 @@
     <w:r>
       <w:tab/>
       <w:tab/>
-      <w:t>2026-06-27</w:t>
+      <w:t>2026-06-28</w:t>
       <w:br/>
       <w:br/>
     </w:r>

--- a/klagomål/A 17666-2026 FSC-klagomål.docx
+++ b/klagomål/A 17666-2026 FSC-klagomål.docx
@@ -768,7 +768,7 @@
     <w:r>
       <w:tab/>
       <w:tab/>
-      <w:t>2026-06-28</w:t>
+      <w:t>2026-06-29</w:t>
       <w:br/>
       <w:br/>
     </w:r>

--- a/klagomål/A 17666-2026 FSC-klagomål.docx
+++ b/klagomål/A 17666-2026 FSC-klagomål.docx
@@ -768,7 +768,7 @@
     <w:r>
       <w:tab/>
       <w:tab/>
-      <w:t>2026-06-29</w:t>
+      <w:t>2026-06-30</w:t>
       <w:br/>
       <w:br/>
     </w:r>

--- a/klagomål/A 17666-2026 FSC-klagomål.docx
+++ b/klagomål/A 17666-2026 FSC-klagomål.docx
@@ -768,7 +768,7 @@
     <w:r>
       <w:tab/>
       <w:tab/>
-      <w:t>2026-06-30</w:t>
+      <w:t>2026-07-01</w:t>
       <w:br/>
       <w:br/>
     </w:r>

--- a/klagomål/A 17666-2026 FSC-klagomål.docx
+++ b/klagomål/A 17666-2026 FSC-klagomål.docx
@@ -768,7 +768,7 @@
     <w:r>
       <w:tab/>
       <w:tab/>
-      <w:t>2026-07-01</w:t>
+      <w:t>2026-07-02</w:t>
       <w:br/>
       <w:br/>
     </w:r>

--- a/klagomål/A 17666-2026 FSC-klagomål.docx
+++ b/klagomål/A 17666-2026 FSC-klagomål.docx
@@ -768,7 +768,7 @@
     <w:r>
       <w:tab/>
       <w:tab/>
-      <w:t>2026-07-13</w:t>
+      <w:t>2026-07-14</w:t>
       <w:br/>
       <w:br/>
     </w:r>

--- a/klagomål/A 17666-2026 FSC-klagomål.docx
+++ b/klagomål/A 17666-2026 FSC-klagomål.docx
@@ -768,7 +768,7 @@
     <w:r>
       <w:tab/>
       <w:tab/>
-      <w:t>2026-07-14</w:t>
+      <w:t>2026-07-15</w:t>
       <w:br/>
       <w:br/>
     </w:r>

--- a/klagomål/A 17666-2026 FSC-klagomål.docx
+++ b/klagomål/A 17666-2026 FSC-klagomål.docx
@@ -768,7 +768,7 @@
     <w:r>
       <w:tab/>
       <w:tab/>
-      <w:t>2026-07-15</w:t>
+      <w:t>2026-07-16</w:t>
       <w:br/>
       <w:br/>
     </w:r>

--- a/klagomål/A 17666-2026 FSC-klagomål.docx
+++ b/klagomål/A 17666-2026 FSC-klagomål.docx
@@ -768,7 +768,7 @@
     <w:r>
       <w:tab/>
       <w:tab/>
-      <w:t>2026-07-16</w:t>
+      <w:t>2026-07-17</w:t>
       <w:br/>
       <w:br/>
     </w:r>

--- a/klagomål/A 17666-2026 FSC-klagomål.docx
+++ b/klagomål/A 17666-2026 FSC-klagomål.docx
@@ -768,7 +768,7 @@
     <w:r>
       <w:tab/>
       <w:tab/>
-      <w:t>2026-07-17</w:t>
+      <w:t>2026-07-18</w:t>
       <w:br/>
       <w:br/>
     </w:r>

--- a/klagomål/A 17666-2026 FSC-klagomål.docx
+++ b/klagomål/A 17666-2026 FSC-klagomål.docx
@@ -768,7 +768,7 @@
     <w:r>
       <w:tab/>
       <w:tab/>
-      <w:t>2026-07-18</w:t>
+      <w:t>2026-07-19</w:t>
       <w:br/>
       <w:br/>
     </w:r>

--- a/klagomål/A 17666-2026 FSC-klagomål.docx
+++ b/klagomål/A 17666-2026 FSC-klagomål.docx
@@ -768,7 +768,7 @@
     <w:r>
       <w:tab/>
       <w:tab/>
-      <w:t>2026-07-19</w:t>
+      <w:t>2026-07-20</w:t>
       <w:br/>
       <w:br/>
     </w:r>

--- a/klagomål/A 17666-2026 FSC-klagomål.docx
+++ b/klagomål/A 17666-2026 FSC-klagomål.docx
@@ -768,7 +768,7 @@
     <w:r>
       <w:tab/>
       <w:tab/>
-      <w:t>2026-07-20</w:t>
+      <w:t>2026-07-21</w:t>
       <w:br/>
       <w:br/>
     </w:r>

--- a/klagomål/A 17666-2026 FSC-klagomål.docx
+++ b/klagomål/A 17666-2026 FSC-klagomål.docx
@@ -768,7 +768,7 @@
     <w:r>
       <w:tab/>
       <w:tab/>
-      <w:t>2026-07-21</w:t>
+      <w:t>2026-07-22</w:t>
       <w:br/>
       <w:br/>
     </w:r>

--- a/klagomål/A 17666-2026 FSC-klagomål.docx
+++ b/klagomål/A 17666-2026 FSC-klagomål.docx
@@ -768,7 +768,7 @@
     <w:r>
       <w:tab/>
       <w:tab/>
-      <w:t>2026-07-22</w:t>
+      <w:t>2026-07-23</w:t>
       <w:br/>
       <w:br/>
     </w:r>

--- a/klagomål/A 17666-2026 FSC-klagomål.docx
+++ b/klagomål/A 17666-2026 FSC-klagomål.docx
@@ -768,7 +768,7 @@
     <w:r>
       <w:tab/>
       <w:tab/>
-      <w:t>2026-07-23</w:t>
+      <w:t>2026-07-24</w:t>
       <w:br/>
       <w:br/>
     </w:r>

--- a/klagomål/A 17666-2026 FSC-klagomål.docx
+++ b/klagomål/A 17666-2026 FSC-klagomål.docx
@@ -768,7 +768,7 @@
     <w:r>
       <w:tab/>
       <w:tab/>
-      <w:t>2026-07-24</w:t>
+      <w:t>2026-07-25</w:t>
       <w:br/>
       <w:br/>
     </w:r>

--- a/klagomål/A 17666-2026 FSC-klagomål.docx
+++ b/klagomål/A 17666-2026 FSC-klagomål.docx
@@ -768,7 +768,7 @@
     <w:r>
       <w:tab/>
       <w:tab/>
-      <w:t>2026-07-25</w:t>
+      <w:t>2026-07-26</w:t>
       <w:br/>
       <w:br/>
     </w:r>

--- a/klagomål/A 17666-2026 FSC-klagomål.docx
+++ b/klagomål/A 17666-2026 FSC-klagomål.docx
@@ -768,7 +768,7 @@
     <w:r>
       <w:tab/>
       <w:tab/>
-      <w:t>2026-07-26</w:t>
+      <w:t>2026-07-27</w:t>
       <w:br/>
       <w:br/>
     </w:r>

--- a/klagomål/A 17666-2026 FSC-klagomål.docx
+++ b/klagomål/A 17666-2026 FSC-klagomål.docx
@@ -768,7 +768,7 @@
     <w:r>
       <w:tab/>
       <w:tab/>
-      <w:t>2026-07-27</w:t>
+      <w:t>2026-07-28</w:t>
       <w:br/>
       <w:br/>
     </w:r>

--- a/klagomål/A 17666-2026 FSC-klagomål.docx
+++ b/klagomål/A 17666-2026 FSC-klagomål.docx
@@ -768,7 +768,7 @@
     <w:r>
       <w:tab/>
       <w:tab/>
-      <w:t>2026-07-28</w:t>
+      <w:t>2026-07-29</w:t>
       <w:br/>
       <w:br/>
     </w:r>

--- a/klagomål/A 17666-2026 FSC-klagomål.docx
+++ b/klagomål/A 17666-2026 FSC-klagomål.docx
@@ -768,7 +768,7 @@
     <w:r>
       <w:tab/>
       <w:tab/>
-      <w:t>2026-07-29</w:t>
+      <w:t>2026-07-30</w:t>
       <w:br/>
       <w:br/>
     </w:r>

--- a/klagomål/A 17666-2026 FSC-klagomål.docx
+++ b/klagomål/A 17666-2026 FSC-klagomål.docx
@@ -768,7 +768,7 @@
     <w:r>
       <w:tab/>
       <w:tab/>
-      <w:t>2026-07-30</w:t>
+      <w:t>2026-07-31</w:t>
       <w:br/>
       <w:br/>
     </w:r>

--- a/klagomål/A 17666-2026 FSC-klagomål.docx
+++ b/klagomål/A 17666-2026 FSC-klagomål.docx
@@ -768,7 +768,7 @@
     <w:r>
       <w:tab/>
       <w:tab/>
-      <w:t>2026-07-31</w:t>
+      <w:t>2026-08-01</w:t>
       <w:br/>
       <w:br/>
     </w:r>

--- a/klagomål/A 17666-2026 FSC-klagomål.docx
+++ b/klagomål/A 17666-2026 FSC-klagomål.docx
@@ -768,7 +768,7 @@
     <w:r>
       <w:tab/>
       <w:tab/>
-      <w:t>2026-08-01</w:t>
+      <w:t>2026-08-02</w:t>
       <w:br/>
       <w:br/>
     </w:r>

--- a/klagomål/A 17666-2026 FSC-klagomål.docx
+++ b/klagomål/A 17666-2026 FSC-klagomål.docx
@@ -768,7 +768,7 @@
     <w:r>
       <w:tab/>
       <w:tab/>
-      <w:t>2026-08-02</w:t>
+      <w:t>2026-08-03</w:t>
       <w:br/>
       <w:br/>
     </w:r>

--- a/klagomål/A 17666-2026 FSC-klagomål.docx
+++ b/klagomål/A 17666-2026 FSC-klagomål.docx
@@ -768,7 +768,7 @@
     <w:r>
       <w:tab/>
       <w:tab/>
-      <w:t>2026-08-03</w:t>
+      <w:t>2026-08-05</w:t>
       <w:br/>
       <w:br/>
     </w:r>

--- a/klagomål/A 17666-2026 FSC-klagomål.docx
+++ b/klagomål/A 17666-2026 FSC-klagomål.docx
@@ -768,7 +768,7 @@
     <w:r>
       <w:tab/>
       <w:tab/>
-      <w:t>2026-08-05</w:t>
+      <w:t>2026-08-07</w:t>
       <w:br/>
       <w:br/>
     </w:r>

--- a/klagomål/A 17666-2026 FSC-klagomål.docx
+++ b/klagomål/A 17666-2026 FSC-klagomål.docx
@@ -768,7 +768,7 @@
     <w:r>
       <w:tab/>
       <w:tab/>
-      <w:t>2026-08-07</w:t>
+      <w:t>2026-08-08</w:t>
       <w:br/>
       <w:br/>
     </w:r>

--- a/klagomål/A 17666-2026 FSC-klagomål.docx
+++ b/klagomål/A 17666-2026 FSC-klagomål.docx
@@ -216,7 +216,7 @@
         <w:spacing w:after="240"/>
       </w:pPr>
       <w:r>
-        <w:t>Figur 1. Fyndplatser för naturvårdsarter i och inom 16 meter från avverkningsanmälan. Markörer utan svart kant är placerade på fyndplatsen. Markörer med svart kant är placerade vid sidan av fyndplatsen har ett svart streck som visar fyndplatsens exakta position. Kartans mittpunktskoordinat är N 6935011, E 627571 i SWEREF 99 TM.</w:t>
+        <w:t>Figur 1. Fyndplatser för naturvårdsarter i och inom 16 meter från avverkningsanmälan. Markörer utan svart kant är placerade på fyndplatsen. Markörer med svart kant är placerade vid sidan av fyndplatsen och har ett svart streck som visar fyndplatsens exakta position. Kartans mittpunktskoordinat är N 6935011, E 627571 i SWEREF 99 TM.</w:t>
       </w:r>
     </w:p>
     <w:p>
@@ -768,7 +768,7 @@
     <w:r>
       <w:tab/>
       <w:tab/>
-      <w:t>2026-08-14</w:t>
+      <w:t>2026-08-15</w:t>
       <w:br/>
       <w:br/>
     </w:r>

--- a/klagomål/A 17666-2026 FSC-klagomål.docx
+++ b/klagomål/A 17666-2026 FSC-klagomål.docx
@@ -768,7 +768,7 @@
     <w:r>
       <w:tab/>
       <w:tab/>
-      <w:t>2026-08-15</w:t>
+      <w:t>2026-08-16</w:t>
       <w:br/>
       <w:br/>
     </w:r>

--- a/klagomål/A 17666-2026 FSC-klagomål.docx
+++ b/klagomål/A 17666-2026 FSC-klagomål.docx
@@ -768,7 +768,7 @@
     <w:r>
       <w:tab/>
       <w:tab/>
-      <w:t>2026-08-16</w:t>
+      <w:t>2026-08-17</w:t>
       <w:br/>
       <w:br/>
     </w:r>

--- a/klagomål/A 17666-2026 FSC-klagomål.docx
+++ b/klagomål/A 17666-2026 FSC-klagomål.docx
@@ -768,7 +768,7 @@
     <w:r>
       <w:tab/>
       <w:tab/>
-      <w:t>2026-08-17</w:t>
+      <w:t>2026-08-18</w:t>
       <w:br/>
       <w:br/>
     </w:r>

--- a/klagomål/A 17666-2026 FSC-klagomål.docx
+++ b/klagomål/A 17666-2026 FSC-klagomål.docx
@@ -768,7 +768,7 @@
     <w:r>
       <w:tab/>
       <w:tab/>
-      <w:t>2026-08-18</w:t>
+      <w:t>2026-08-19</w:t>
       <w:br/>
       <w:br/>
     </w:r>

--- a/klagomål/A 17666-2026 FSC-klagomål.docx
+++ b/klagomål/A 17666-2026 FSC-klagomål.docx
@@ -768,7 +768,7 @@
     <w:r>
       <w:tab/>
       <w:tab/>
-      <w:t>2026-08-19</w:t>
+      <w:t>2026-08-20</w:t>
       <w:br/>
       <w:br/>
     </w:r>

--- a/klagomål/A 17666-2026 FSC-klagomål.docx
+++ b/klagomål/A 17666-2026 FSC-klagomål.docx
@@ -768,7 +768,7 @@
     <w:r>
       <w:tab/>
       <w:tab/>
-      <w:t>2026-08-20</w:t>
+      <w:t>2026-08-21</w:t>
       <w:br/>
       <w:br/>
     </w:r>

--- a/klagomål/A 17666-2026 FSC-klagomål.docx
+++ b/klagomål/A 17666-2026 FSC-klagomål.docx
@@ -768,7 +768,7 @@
     <w:r>
       <w:tab/>
       <w:tab/>
-      <w:t>2026-08-21</w:t>
+      <w:t>2026-08-22</w:t>
       <w:br/>
       <w:br/>
     </w:r>

--- a/klagomål/A 17666-2026 FSC-klagomål.docx
+++ b/klagomål/A 17666-2026 FSC-klagomål.docx
@@ -768,7 +768,7 @@
     <w:r>
       <w:tab/>
       <w:tab/>
-      <w:t>2026-08-22</w:t>
+      <w:t>2026-08-23</w:t>
       <w:br/>
       <w:br/>
     </w:r>

--- a/klagomål/A 17666-2026 FSC-klagomål.docx
+++ b/klagomål/A 17666-2026 FSC-klagomål.docx
@@ -768,7 +768,7 @@
     <w:r>
       <w:tab/>
       <w:tab/>
-      <w:t>2026-08-23</w:t>
+      <w:t>2026-08-24</w:t>
       <w:br/>
       <w:br/>
     </w:r>

--- a/klagomål/A 17666-2026 FSC-klagomål.docx
+++ b/klagomål/A 17666-2026 FSC-klagomål.docx
@@ -768,7 +768,7 @@
     <w:r>
       <w:tab/>
       <w:tab/>
-      <w:t>2026-08-24</w:t>
+      <w:t>2026-08-25</w:t>
       <w:br/>
       <w:br/>
     </w:r>

--- a/klagomål/A 17666-2026 FSC-klagomål.docx
+++ b/klagomål/A 17666-2026 FSC-klagomål.docx
@@ -768,7 +768,7 @@
     <w:r>
       <w:tab/>
       <w:tab/>
-      <w:t>2026-08-25</w:t>
+      <w:t>2026-08-26</w:t>
       <w:br/>
       <w:br/>
     </w:r>

--- a/klagomål/A 17666-2026 FSC-klagomål.docx
+++ b/klagomål/A 17666-2026 FSC-klagomål.docx
@@ -768,7 +768,7 @@
     <w:r>
       <w:tab/>
       <w:tab/>
-      <w:t>2026-08-26</w:t>
+      <w:t>2026-08-27</w:t>
       <w:br/>
       <w:br/>
     </w:r>

--- a/klagomål/A 17666-2026 FSC-klagomål.docx
+++ b/klagomål/A 17666-2026 FSC-klagomål.docx
@@ -768,7 +768,7 @@
     <w:r>
       <w:tab/>
       <w:tab/>
-      <w:t>2026-08-27</w:t>
+      <w:t>2026-08-28</w:t>
       <w:br/>
       <w:br/>
     </w:r>

--- a/klagomål/A 17666-2026 FSC-klagomål.docx
+++ b/klagomål/A 17666-2026 FSC-klagomål.docx
@@ -768,7 +768,7 @@
     <w:r>
       <w:tab/>
       <w:tab/>
-      <w:t>2026-08-28</w:t>
+      <w:t>2026-08-29</w:t>
       <w:br/>
       <w:br/>
     </w:r>

--- a/klagomål/A 17666-2026 FSC-klagomål.docx
+++ b/klagomål/A 17666-2026 FSC-klagomål.docx
@@ -768,7 +768,7 @@
     <w:r>
       <w:tab/>
       <w:tab/>
-      <w:t>2026-08-29</w:t>
+      <w:t>2026-08-31</w:t>
       <w:br/>
       <w:br/>
     </w:r>

--- a/klagomål/A 17666-2026 FSC-klagomål.docx
+++ b/klagomål/A 17666-2026 FSC-klagomål.docx
@@ -768,7 +768,7 @@
     <w:r>
       <w:tab/>
       <w:tab/>
-      <w:t>2026-08-31</w:t>
+      <w:t>2026-09-01</w:t>
       <w:br/>
       <w:br/>
     </w:r>

--- a/klagomål/A 17666-2026 FSC-klagomål.docx
+++ b/klagomål/A 17666-2026 FSC-klagomål.docx
@@ -768,7 +768,7 @@
     <w:r>
       <w:tab/>
       <w:tab/>
-      <w:t>2026-09-01</w:t>
+      <w:t>2026-09-02</w:t>
       <w:br/>
       <w:br/>
     </w:r>

--- a/klagomål/A 17666-2026 FSC-klagomål.docx
+++ b/klagomål/A 17666-2026 FSC-klagomål.docx
@@ -768,7 +768,7 @@
     <w:r>
       <w:tab/>
       <w:tab/>
-      <w:t>2026-09-02</w:t>
+      <w:t>2026-09-03</w:t>
       <w:br/>
       <w:br/>
     </w:r>

--- a/klagomål/A 17666-2026 FSC-klagomål.docx
+++ b/klagomål/A 17666-2026 FSC-klagomål.docx
@@ -768,7 +768,7 @@
     <w:r>
       <w:tab/>
       <w:tab/>
-      <w:t>2026-09-03</w:t>
+      <w:t>2026-09-04</w:t>
       <w:br/>
       <w:br/>
     </w:r>

--- a/klagomål/A 17666-2026 FSC-klagomål.docx
+++ b/klagomål/A 17666-2026 FSC-klagomål.docx
@@ -768,7 +768,7 @@
     <w:r>
       <w:tab/>
       <w:tab/>
-      <w:t>2026-09-04</w:t>
+      <w:t>2026-09-05</w:t>
       <w:br/>
       <w:br/>
     </w:r>

--- a/klagomål/A 17666-2026 FSC-klagomål.docx
+++ b/klagomål/A 17666-2026 FSC-klagomål.docx
@@ -768,7 +768,7 @@
     <w:r>
       <w:tab/>
       <w:tab/>
-      <w:t>2026-09-05</w:t>
+      <w:t>2026-09-06</w:t>
       <w:br/>
       <w:br/>
     </w:r>

--- a/klagomål/A 17666-2026 FSC-klagomål.docx
+++ b/klagomål/A 17666-2026 FSC-klagomål.docx
@@ -768,7 +768,7 @@
     <w:r>
       <w:tab/>
       <w:tab/>
-      <w:t>2026-09-06</w:t>
+      <w:t>2026-09-07</w:t>
       <w:br/>
       <w:br/>
     </w:r>

--- a/klagomål/A 17666-2026 FSC-klagomål.docx
+++ b/klagomål/A 17666-2026 FSC-klagomål.docx
@@ -768,7 +768,7 @@
     <w:r>
       <w:tab/>
       <w:tab/>
-      <w:t>2026-09-07</w:t>
+      <w:t>2026-09-08</w:t>
       <w:br/>
       <w:br/>
     </w:r>

--- a/klagomål/A 17666-2026 FSC-klagomål.docx
+++ b/klagomål/A 17666-2026 FSC-klagomål.docx
@@ -768,7 +768,7 @@
     <w:r>
       <w:tab/>
       <w:tab/>
-      <w:t>2026-09-08</w:t>
+      <w:t>2026-09-09</w:t>
       <w:br/>
       <w:br/>
     </w:r>

--- a/klagomål/A 17666-2026 FSC-klagomål.docx
+++ b/klagomål/A 17666-2026 FSC-klagomål.docx
@@ -768,7 +768,7 @@
     <w:r>
       <w:tab/>
       <w:tab/>
-      <w:t>2026-09-09</w:t>
+      <w:t>2026-09-10</w:t>
       <w:br/>
       <w:br/>
     </w:r>

--- a/klagomål/A 17666-2026 FSC-klagomål.docx
+++ b/klagomål/A 17666-2026 FSC-klagomål.docx
@@ -768,7 +768,7 @@
     <w:r>
       <w:tab/>
       <w:tab/>
-      <w:t>2026-09-10</w:t>
+      <w:t>2026-09-11</w:t>
       <w:br/>
       <w:br/>
     </w:r>

--- a/klagomål/A 17666-2026 FSC-klagomål.docx
+++ b/klagomål/A 17666-2026 FSC-klagomål.docx
@@ -768,7 +768,7 @@
     <w:r>
       <w:tab/>
       <w:tab/>
-      <w:t>2026-09-11</w:t>
+      <w:t>2026-09-12</w:t>
       <w:br/>
       <w:br/>
     </w:r>
